--- a/lab_4/doc/Сергеева_А_А_lab_4.docx
+++ b/lab_4/doc/Сергеева_А_А_lab_4.docx
@@ -34990,13 +34990,15 @@
         <w:ind w:left="283.46456692913375" w:firstLine="0"/>
         <w:rPr>
           <w:rFonts w:ascii="Times New Roman" w:cs="Times New Roman" w:eastAsia="Times New Roman" w:hAnsi="Times New Roman"/>
-          <w:sz w:val="28"/>
-          <w:szCs w:val="28"/>
-        </w:rPr>
-      </w:pPr>
-      <w:r>
-        <w:rPr>
-          <w:rFonts w:ascii="Times New Roman" w:cs="Times New Roman" w:eastAsia="Times New Roman" w:hAnsi="Times New Roman"/>
+          <w:b w:val="1"/>
+          <w:sz w:val="28"/>
+          <w:szCs w:val="28"/>
+        </w:rPr>
+      </w:pPr>
+      <w:r>
+        <w:rPr>
+          <w:rFonts w:ascii="Times New Roman" w:cs="Times New Roman" w:eastAsia="Times New Roman" w:hAnsi="Times New Roman"/>
+          <w:b w:val="1"/>
           <w:sz w:val="28"/>
           <w:szCs w:val="28"/>
           <w:rtl w:val="0"/>
@@ -35390,13 +35392,15 @@
         <w:ind w:left="283.46456692913375" w:firstLine="0"/>
         <w:rPr>
           <w:rFonts w:ascii="Times New Roman" w:cs="Times New Roman" w:eastAsia="Times New Roman" w:hAnsi="Times New Roman"/>
-          <w:sz w:val="28"/>
-          <w:szCs w:val="28"/>
-        </w:rPr>
-      </w:pPr>
-      <w:r>
-        <w:rPr>
-          <w:rFonts w:ascii="Times New Roman" w:cs="Times New Roman" w:eastAsia="Times New Roman" w:hAnsi="Times New Roman"/>
+          <w:b w:val="1"/>
+          <w:sz w:val="28"/>
+          <w:szCs w:val="28"/>
+        </w:rPr>
+      </w:pPr>
+      <w:r>
+        <w:rPr>
+          <w:rFonts w:ascii="Times New Roman" w:cs="Times New Roman" w:eastAsia="Times New Roman" w:hAnsi="Times New Roman"/>
+          <w:b w:val="1"/>
           <w:sz w:val="28"/>
           <w:szCs w:val="28"/>
           <w:rtl w:val="0"/>
@@ -35734,6 +35738,126 @@
         <w:ind w:left="283.46456692913375" w:firstLine="0"/>
         <w:rPr>
           <w:rFonts w:ascii="Times New Roman" w:cs="Times New Roman" w:eastAsia="Times New Roman" w:hAnsi="Times New Roman"/>
+          <w:sz w:val="28"/>
+          <w:szCs w:val="28"/>
+        </w:rPr>
+      </w:pPr>
+      <w:r>
+        <w:rPr>
+          <w:rFonts w:ascii="Times New Roman" w:cs="Times New Roman" w:eastAsia="Times New Roman" w:hAnsi="Times New Roman"/>
+          <w:sz w:val="28"/>
+          <w:szCs w:val="28"/>
+          <w:rtl w:val="0"/>
+        </w:rPr>
+        <w:t xml:space="preserve">mmap(NULL, 16432, PROT_READ, MAP_PRIVATE|MAP_DENYWRITE, 3, 0) = 0x7f5400f52000</w:t>
+      </w:r>
+    </w:p>
+    <w:p>
+      <w:pPr>
+        <w:spacing w:before="8" w:line="360" w:lineRule="auto"/>
+        <w:ind w:left="283.46456692913375" w:firstLine="0"/>
+        <w:rPr>
+          <w:rFonts w:ascii="Times New Roman" w:cs="Times New Roman" w:eastAsia="Times New Roman" w:hAnsi="Times New Roman"/>
+          <w:sz w:val="28"/>
+          <w:szCs w:val="28"/>
+        </w:rPr>
+      </w:pPr>
+      <w:r>
+        <w:rPr>
+          <w:rFonts w:ascii="Times New Roman" w:cs="Times New Roman" w:eastAsia="Times New Roman" w:hAnsi="Times New Roman"/>
+          <w:sz w:val="28"/>
+          <w:szCs w:val="28"/>
+          <w:rtl w:val="0"/>
+        </w:rPr>
+        <w:t xml:space="preserve">mmap(0x7f5400f53000, 4096, PROT_READ|PROT_EXEC, MAP_PRIVATE|MAP_FIXED|MAP_DENYWRITE, 3, 0x1000) = 0x7f5400f53000</w:t>
+      </w:r>
+    </w:p>
+    <w:p>
+      <w:pPr>
+        <w:spacing w:before="8" w:line="360" w:lineRule="auto"/>
+        <w:ind w:left="283.46456692913375" w:firstLine="0"/>
+        <w:rPr>
+          <w:rFonts w:ascii="Times New Roman" w:cs="Times New Roman" w:eastAsia="Times New Roman" w:hAnsi="Times New Roman"/>
+          <w:sz w:val="28"/>
+          <w:szCs w:val="28"/>
+        </w:rPr>
+      </w:pPr>
+      <w:r>
+        <w:rPr>
+          <w:rFonts w:ascii="Times New Roman" w:cs="Times New Roman" w:eastAsia="Times New Roman" w:hAnsi="Times New Roman"/>
+          <w:sz w:val="28"/>
+          <w:szCs w:val="28"/>
+          <w:rtl w:val="0"/>
+        </w:rPr>
+        <w:t xml:space="preserve">mmap(0x7f5400f54000, 4096, PROT_READ, MAP_PRIVATE|MAP_FIXED|MAP_DENYWRITE, 3, 0x2000) = 0x7f5400f54000</w:t>
+      </w:r>
+    </w:p>
+    <w:p>
+      <w:pPr>
+        <w:spacing w:before="8" w:line="360" w:lineRule="auto"/>
+        <w:ind w:left="283.46456692913375" w:firstLine="0"/>
+        <w:rPr>
+          <w:rFonts w:ascii="Times New Roman" w:cs="Times New Roman" w:eastAsia="Times New Roman" w:hAnsi="Times New Roman"/>
+          <w:sz w:val="28"/>
+          <w:szCs w:val="28"/>
+        </w:rPr>
+      </w:pPr>
+      <w:r>
+        <w:rPr>
+          <w:rFonts w:ascii="Times New Roman" w:cs="Times New Roman" w:eastAsia="Times New Roman" w:hAnsi="Times New Roman"/>
+          <w:sz w:val="28"/>
+          <w:szCs w:val="28"/>
+          <w:rtl w:val="0"/>
+        </w:rPr>
+        <w:t xml:space="preserve">mmap(0x7f5400f55000, 8192, PROT_READ|PROT_WRITE, MAP_PRIVATE|MAP_FIXED|MAP_DENYWRITE, 3, 0x2000) = 0x7f5400f55000</w:t>
+      </w:r>
+    </w:p>
+    <w:p>
+      <w:pPr>
+        <w:spacing w:before="8" w:line="360" w:lineRule="auto"/>
+        <w:ind w:left="283.46456692913375" w:firstLine="0"/>
+        <w:rPr>
+          <w:rFonts w:ascii="Times New Roman" w:cs="Times New Roman" w:eastAsia="Times New Roman" w:hAnsi="Times New Roman"/>
+          <w:sz w:val="28"/>
+          <w:szCs w:val="28"/>
+        </w:rPr>
+      </w:pPr>
+      <w:r>
+        <w:rPr>
+          <w:rFonts w:ascii="Times New Roman" w:cs="Times New Roman" w:eastAsia="Times New Roman" w:hAnsi="Times New Roman"/>
+          <w:sz w:val="28"/>
+          <w:szCs w:val="28"/>
+          <w:rtl w:val="0"/>
+        </w:rPr>
+        <w:t xml:space="preserve">close(3)                                = 0</w:t>
+      </w:r>
+    </w:p>
+    <w:p>
+      <w:pPr>
+        <w:spacing w:before="8" w:line="360" w:lineRule="auto"/>
+        <w:ind w:left="283.46456692913375" w:firstLine="0"/>
+        <w:rPr>
+          <w:rFonts w:ascii="Times New Roman" w:cs="Times New Roman" w:eastAsia="Times New Roman" w:hAnsi="Times New Roman"/>
+          <w:sz w:val="28"/>
+          <w:szCs w:val="28"/>
+        </w:rPr>
+      </w:pPr>
+      <w:r>
+        <w:rPr>
+          <w:rFonts w:ascii="Times New Roman" w:cs="Times New Roman" w:eastAsia="Times New Roman" w:hAnsi="Times New Roman"/>
+          <w:sz w:val="28"/>
+          <w:szCs w:val="28"/>
+          <w:rtl w:val="0"/>
+        </w:rPr>
+        <w:t xml:space="preserve">mprotect(0x7f5400f55000, 4096, PROT_READ) = 0</w:t>
+      </w:r>
+    </w:p>
+    <w:p>
+      <w:pPr>
+        <w:spacing w:before="8" w:line="360" w:lineRule="auto"/>
+        <w:ind w:left="283.46456692913375" w:firstLine="0"/>
+        <w:rPr>
+          <w:rFonts w:ascii="Times New Roman" w:cs="Times New Roman" w:eastAsia="Times New Roman" w:hAnsi="Times New Roman"/>
           <w:b w:val="1"/>
           <w:sz w:val="28"/>
           <w:szCs w:val="28"/>
@@ -35747,7 +35871,7 @@
           <w:szCs w:val="28"/>
           <w:rtl w:val="0"/>
         </w:rPr>
-        <w:t xml:space="preserve">mmap(NULL, 16432, PROT_READ, MAP_PRIVATE|MAP_DENYWRITE, 3, 0) = 0x7f5400f52000</w:t>
+        <w:t xml:space="preserve">mmap(NULL, 1024, PROT_READ|PROT_WRITE, MAP_PRIVATE|MAP_ANONYMOUS, -1, 0) = 0x7f5400f90000</w:t>
       </w:r>
     </w:p>
     <w:p>
@@ -35756,6 +35880,226 @@
         <w:ind w:left="283.46456692913375" w:firstLine="0"/>
         <w:rPr>
           <w:rFonts w:ascii="Times New Roman" w:cs="Times New Roman" w:eastAsia="Times New Roman" w:hAnsi="Times New Roman"/>
+          <w:sz w:val="28"/>
+          <w:szCs w:val="28"/>
+        </w:rPr>
+      </w:pPr>
+      <w:r>
+        <w:rPr>
+          <w:rFonts w:ascii="Times New Roman" w:cs="Times New Roman" w:eastAsia="Times New Roman" w:hAnsi="Times New Roman"/>
+          <w:sz w:val="28"/>
+          <w:szCs w:val="28"/>
+          <w:rtl w:val="0"/>
+        </w:rPr>
+        <w:t xml:space="preserve">write(1, "Allocated int_block with value 4"..., 35Allocated int_block with value 42</w:t>
+      </w:r>
+    </w:p>
+    <w:p>
+      <w:pPr>
+        <w:spacing w:before="8" w:line="360" w:lineRule="auto"/>
+        <w:ind w:left="283.46456692913375" w:firstLine="0"/>
+        <w:rPr>
+          <w:rFonts w:ascii="Times New Roman" w:cs="Times New Roman" w:eastAsia="Times New Roman" w:hAnsi="Times New Roman"/>
+          <w:sz w:val="28"/>
+          <w:szCs w:val="28"/>
+        </w:rPr>
+      </w:pPr>
+      <w:r>
+        <w:rPr>
+          <w:rFonts w:ascii="Times New Roman" w:cs="Times New Roman" w:eastAsia="Times New Roman" w:hAnsi="Times New Roman"/>
+          <w:sz w:val="28"/>
+          <w:szCs w:val="28"/>
+          <w:rtl w:val="0"/>
+        </w:rPr>
+        <w:t xml:space="preserve">) = 35</w:t>
+      </w:r>
+    </w:p>
+    <w:p>
+      <w:pPr>
+        <w:spacing w:before="8" w:line="360" w:lineRule="auto"/>
+        <w:ind w:left="283.46456692913375" w:firstLine="0"/>
+        <w:rPr>
+          <w:rFonts w:ascii="Times New Roman" w:cs="Times New Roman" w:eastAsia="Times New Roman" w:hAnsi="Times New Roman"/>
+          <w:sz w:val="28"/>
+          <w:szCs w:val="28"/>
+        </w:rPr>
+      </w:pPr>
+      <w:r>
+        <w:rPr>
+          <w:rFonts w:ascii="Times New Roman" w:cs="Times New Roman" w:eastAsia="Times New Roman" w:hAnsi="Times New Roman"/>
+          <w:sz w:val="28"/>
+          <w:szCs w:val="28"/>
+          <w:rtl w:val="0"/>
+        </w:rPr>
+        <w:t xml:space="preserve">write(1, "Allocated float_block with value"..., 39Allocated float_block with value 3.14</w:t>
+      </w:r>
+    </w:p>
+    <w:p>
+      <w:pPr>
+        <w:spacing w:before="8" w:line="360" w:lineRule="auto"/>
+        <w:ind w:left="283.46456692913375" w:firstLine="0"/>
+        <w:rPr>
+          <w:rFonts w:ascii="Times New Roman" w:cs="Times New Roman" w:eastAsia="Times New Roman" w:hAnsi="Times New Roman"/>
+          <w:sz w:val="28"/>
+          <w:szCs w:val="28"/>
+        </w:rPr>
+      </w:pPr>
+      <w:r>
+        <w:rPr>
+          <w:rFonts w:ascii="Times New Roman" w:cs="Times New Roman" w:eastAsia="Times New Roman" w:hAnsi="Times New Roman"/>
+          <w:sz w:val="28"/>
+          <w:szCs w:val="28"/>
+          <w:rtl w:val="0"/>
+        </w:rPr>
+        <w:t xml:space="preserve">) = 39</w:t>
+      </w:r>
+    </w:p>
+    <w:p>
+      <w:pPr>
+        <w:spacing w:before="8" w:line="360" w:lineRule="auto"/>
+        <w:ind w:left="283.46456692913375" w:firstLine="0"/>
+        <w:rPr>
+          <w:rFonts w:ascii="Times New Roman" w:cs="Times New Roman" w:eastAsia="Times New Roman" w:hAnsi="Times New Roman"/>
+          <w:sz w:val="28"/>
+          <w:szCs w:val="28"/>
+        </w:rPr>
+      </w:pPr>
+      <w:r>
+        <w:rPr>
+          <w:rFonts w:ascii="Times New Roman" w:cs="Times New Roman" w:eastAsia="Times New Roman" w:hAnsi="Times New Roman"/>
+          <w:sz w:val="28"/>
+          <w:szCs w:val="28"/>
+          <w:rtl w:val="0"/>
+        </w:rPr>
+        <w:t xml:space="preserve">write(1, "Freed int_block\n\0", 17Freed int_block</w:t>
+      </w:r>
+    </w:p>
+    <w:p>
+      <w:pPr>
+        <w:spacing w:before="8" w:line="360" w:lineRule="auto"/>
+        <w:ind w:left="283.46456692913375" w:firstLine="0"/>
+        <w:rPr>
+          <w:rFonts w:ascii="Times New Roman" w:cs="Times New Roman" w:eastAsia="Times New Roman" w:hAnsi="Times New Roman"/>
+          <w:sz w:val="28"/>
+          <w:szCs w:val="28"/>
+        </w:rPr>
+      </w:pPr>
+      <w:r>
+        <w:rPr>
+          <w:rFonts w:ascii="Times New Roman" w:cs="Times New Roman" w:eastAsia="Times New Roman" w:hAnsi="Times New Roman"/>
+          <w:sz w:val="28"/>
+          <w:szCs w:val="28"/>
+          <w:rtl w:val="0"/>
+        </w:rPr>
+        <w:t xml:space="preserve">)     = 17</w:t>
+      </w:r>
+    </w:p>
+    <w:p>
+      <w:pPr>
+        <w:spacing w:before="8" w:line="360" w:lineRule="auto"/>
+        <w:ind w:left="283.46456692913375" w:firstLine="0"/>
+        <w:rPr>
+          <w:rFonts w:ascii="Times New Roman" w:cs="Times New Roman" w:eastAsia="Times New Roman" w:hAnsi="Times New Roman"/>
+          <w:sz w:val="28"/>
+          <w:szCs w:val="28"/>
+        </w:rPr>
+      </w:pPr>
+      <w:r>
+        <w:rPr>
+          <w:rFonts w:ascii="Times New Roman" w:cs="Times New Roman" w:eastAsia="Times New Roman" w:hAnsi="Times New Roman"/>
+          <w:sz w:val="28"/>
+          <w:szCs w:val="28"/>
+          <w:rtl w:val="0"/>
+        </w:rPr>
+        <w:t xml:space="preserve">write(1, "Freed float_block\n\0", 19Freed float_block</w:t>
+      </w:r>
+    </w:p>
+    <w:p>
+      <w:pPr>
+        <w:spacing w:before="8" w:line="360" w:lineRule="auto"/>
+        <w:ind w:left="283.46456692913375" w:firstLine="0"/>
+        <w:rPr>
+          <w:rFonts w:ascii="Times New Roman" w:cs="Times New Roman" w:eastAsia="Times New Roman" w:hAnsi="Times New Roman"/>
+          <w:sz w:val="28"/>
+          <w:szCs w:val="28"/>
+        </w:rPr>
+      </w:pPr>
+      <w:r>
+        <w:rPr>
+          <w:rFonts w:ascii="Times New Roman" w:cs="Times New Roman" w:eastAsia="Times New Roman" w:hAnsi="Times New Roman"/>
+          <w:sz w:val="28"/>
+          <w:szCs w:val="28"/>
+          <w:rtl w:val="0"/>
+        </w:rPr>
+        <w:t xml:space="preserve">)   = 19</w:t>
+      </w:r>
+    </w:p>
+    <w:p>
+      <w:pPr>
+        <w:spacing w:before="8" w:line="360" w:lineRule="auto"/>
+        <w:ind w:left="283.46456692913375" w:firstLine="0"/>
+        <w:rPr>
+          <w:rFonts w:ascii="Times New Roman" w:cs="Times New Roman" w:eastAsia="Times New Roman" w:hAnsi="Times New Roman"/>
+          <w:sz w:val="28"/>
+          <w:szCs w:val="28"/>
+        </w:rPr>
+      </w:pPr>
+      <w:r>
+        <w:rPr>
+          <w:rFonts w:ascii="Times New Roman" w:cs="Times New Roman" w:eastAsia="Times New Roman" w:hAnsi="Times New Roman"/>
+          <w:sz w:val="28"/>
+          <w:szCs w:val="28"/>
+          <w:rtl w:val="0"/>
+        </w:rPr>
+        <w:t xml:space="preserve">write(1, "Allocator destroyed\n\0", 21Allocator destroyed</w:t>
+      </w:r>
+    </w:p>
+    <w:p>
+      <w:pPr>
+        <w:spacing w:before="8" w:line="360" w:lineRule="auto"/>
+        <w:ind w:left="283.46456692913375" w:firstLine="0"/>
+        <w:rPr>
+          <w:rFonts w:ascii="Times New Roman" w:cs="Times New Roman" w:eastAsia="Times New Roman" w:hAnsi="Times New Roman"/>
+          <w:sz w:val="28"/>
+          <w:szCs w:val="28"/>
+        </w:rPr>
+      </w:pPr>
+      <w:r>
+        <w:rPr>
+          <w:rFonts w:ascii="Times New Roman" w:cs="Times New Roman" w:eastAsia="Times New Roman" w:hAnsi="Times New Roman"/>
+          <w:sz w:val="28"/>
+          <w:szCs w:val="28"/>
+          <w:rtl w:val="0"/>
+        </w:rPr>
+        <w:t xml:space="preserve">) = 21</w:t>
+      </w:r>
+    </w:p>
+    <w:p>
+      <w:pPr>
+        <w:spacing w:before="8" w:line="360" w:lineRule="auto"/>
+        <w:ind w:left="283.46456692913375" w:firstLine="0"/>
+        <w:rPr>
+          <w:rFonts w:ascii="Times New Roman" w:cs="Times New Roman" w:eastAsia="Times New Roman" w:hAnsi="Times New Roman"/>
+          <w:sz w:val="28"/>
+          <w:szCs w:val="28"/>
+        </w:rPr>
+      </w:pPr>
+      <w:r>
+        <w:rPr>
+          <w:rFonts w:ascii="Times New Roman" w:cs="Times New Roman" w:eastAsia="Times New Roman" w:hAnsi="Times New Roman"/>
+          <w:sz w:val="28"/>
+          <w:szCs w:val="28"/>
+          <w:rtl w:val="0"/>
+        </w:rPr>
+        <w:t xml:space="preserve">munmap(0x7f5400f52000, 16432)           = 0</w:t>
+      </w:r>
+    </w:p>
+    <w:p>
+      <w:pPr>
+        <w:spacing w:before="8" w:line="360" w:lineRule="auto"/>
+        <w:ind w:left="283.46456692913375" w:firstLine="0"/>
+        <w:rPr>
+          <w:rFonts w:ascii="Times New Roman" w:cs="Times New Roman" w:eastAsia="Times New Roman" w:hAnsi="Times New Roman"/>
           <w:b w:val="1"/>
           <w:sz w:val="28"/>
           <w:szCs w:val="28"/>
@@ -35769,7 +36113,7 @@
           <w:szCs w:val="28"/>
           <w:rtl w:val="0"/>
         </w:rPr>
-        <w:t xml:space="preserve">mmap(0x7f5400f53000, 4096, PROT_READ|PROT_EXEC, MAP_PRIVATE|MAP_FIXED|MAP_DENYWRITE, 3, 0x1000) = 0x7f5400f53000</w:t>
+        <w:t xml:space="preserve">munmap(0x7f5400f90000, 1024)            = 0</w:t>
       </w:r>
     </w:p>
     <w:p>
@@ -35778,6 +36122,126 @@
         <w:ind w:left="283.46456692913375" w:firstLine="0"/>
         <w:rPr>
           <w:rFonts w:ascii="Times New Roman" w:cs="Times New Roman" w:eastAsia="Times New Roman" w:hAnsi="Times New Roman"/>
+          <w:sz w:val="28"/>
+          <w:szCs w:val="28"/>
+        </w:rPr>
+      </w:pPr>
+      <w:r>
+        <w:rPr>
+          <w:rFonts w:ascii="Times New Roman" w:cs="Times New Roman" w:eastAsia="Times New Roman" w:hAnsi="Times New Roman"/>
+          <w:sz w:val="28"/>
+          <w:szCs w:val="28"/>
+          <w:rtl w:val="0"/>
+        </w:rPr>
+        <w:t xml:space="preserve">exit_group(0)                           = ?</w:t>
+      </w:r>
+    </w:p>
+    <w:p>
+      <w:pPr>
+        <w:spacing w:before="8" w:line="360" w:lineRule="auto"/>
+        <w:ind w:left="283.46456692913375" w:firstLine="0"/>
+        <w:rPr>
+          <w:rFonts w:ascii="Times New Roman" w:cs="Times New Roman" w:eastAsia="Times New Roman" w:hAnsi="Times New Roman"/>
+          <w:sz w:val="28"/>
+          <w:szCs w:val="28"/>
+        </w:rPr>
+      </w:pPr>
+      <w:r>
+        <w:rPr>
+          <w:rFonts w:ascii="Times New Roman" w:cs="Times New Roman" w:eastAsia="Times New Roman" w:hAnsi="Times New Roman"/>
+          <w:sz w:val="28"/>
+          <w:szCs w:val="28"/>
+          <w:rtl w:val="0"/>
+        </w:rPr>
+        <w:t xml:space="preserve">+++ exited with 0 +++</w:t>
+      </w:r>
+    </w:p>
+    <w:p>
+      <w:pPr>
+        <w:spacing w:before="8" w:line="360" w:lineRule="auto"/>
+        <w:ind w:left="283.46456692913375" w:firstLine="0"/>
+        <w:rPr>
+          <w:rFonts w:ascii="Times New Roman" w:cs="Times New Roman" w:eastAsia="Times New Roman" w:hAnsi="Times New Roman"/>
+          <w:sz w:val="28"/>
+          <w:szCs w:val="28"/>
+        </w:rPr>
+      </w:pPr>
+      <w:r>
+        <w:rPr>
+          <w:rFonts w:ascii="Times New Roman" w:cs="Times New Roman" w:eastAsia="Times New Roman" w:hAnsi="Times New Roman"/>
+          <w:sz w:val="28"/>
+          <w:szCs w:val="28"/>
+          <w:rtl w:val="0"/>
+        </w:rPr>
+        <w:t xml:space="preserve">ali_@LAPTOP-TG8SK2OI:~/OS_2/lab_4/src$ strace ./main ./freeblocks.so</w:t>
+      </w:r>
+    </w:p>
+    <w:p>
+      <w:pPr>
+        <w:spacing w:before="8" w:line="360" w:lineRule="auto"/>
+        <w:ind w:left="283.46456692913375" w:firstLine="0"/>
+        <w:rPr>
+          <w:rFonts w:ascii="Times New Roman" w:cs="Times New Roman" w:eastAsia="Times New Roman" w:hAnsi="Times New Roman"/>
+          <w:sz w:val="28"/>
+          <w:szCs w:val="28"/>
+        </w:rPr>
+      </w:pPr>
+      <w:r>
+        <w:rPr>
+          <w:rFonts w:ascii="Times New Roman" w:cs="Times New Roman" w:eastAsia="Times New Roman" w:hAnsi="Times New Roman"/>
+          <w:sz w:val="28"/>
+          <w:szCs w:val="28"/>
+          <w:rtl w:val="0"/>
+        </w:rPr>
+        <w:t xml:space="preserve">execve("./main", ["./main", "./freeblocks.so"], 0x7fff52857828 /* 29 vars */) = 0</w:t>
+      </w:r>
+    </w:p>
+    <w:p>
+      <w:pPr>
+        <w:spacing w:before="8" w:line="360" w:lineRule="auto"/>
+        <w:ind w:left="283.46456692913375" w:firstLine="0"/>
+        <w:rPr>
+          <w:rFonts w:ascii="Times New Roman" w:cs="Times New Roman" w:eastAsia="Times New Roman" w:hAnsi="Times New Roman"/>
+          <w:sz w:val="28"/>
+          <w:szCs w:val="28"/>
+        </w:rPr>
+      </w:pPr>
+      <w:r>
+        <w:rPr>
+          <w:rFonts w:ascii="Times New Roman" w:cs="Times New Roman" w:eastAsia="Times New Roman" w:hAnsi="Times New Roman"/>
+          <w:sz w:val="28"/>
+          <w:szCs w:val="28"/>
+          <w:rtl w:val="0"/>
+        </w:rPr>
+        <w:t xml:space="preserve">brk(NULL)                               = 0x55752091c000</w:t>
+      </w:r>
+    </w:p>
+    <w:p>
+      <w:pPr>
+        <w:spacing w:before="8" w:line="360" w:lineRule="auto"/>
+        <w:ind w:left="283.46456692913375" w:firstLine="0"/>
+        <w:rPr>
+          <w:rFonts w:ascii="Times New Roman" w:cs="Times New Roman" w:eastAsia="Times New Roman" w:hAnsi="Times New Roman"/>
+          <w:sz w:val="28"/>
+          <w:szCs w:val="28"/>
+        </w:rPr>
+      </w:pPr>
+      <w:r>
+        <w:rPr>
+          <w:rFonts w:ascii="Times New Roman" w:cs="Times New Roman" w:eastAsia="Times New Roman" w:hAnsi="Times New Roman"/>
+          <w:sz w:val="28"/>
+          <w:szCs w:val="28"/>
+          <w:rtl w:val="0"/>
+        </w:rPr>
+        <w:t xml:space="preserve">arch_prctl(0x3001 /* ARCH_??? */, 0x7ffd11c45210) = -1 EINVAL (Invalid argument)</w:t>
+      </w:r>
+    </w:p>
+    <w:p>
+      <w:pPr>
+        <w:spacing w:before="8" w:line="360" w:lineRule="auto"/>
+        <w:ind w:left="283.46456692913375" w:firstLine="0"/>
+        <w:rPr>
+          <w:rFonts w:ascii="Times New Roman" w:cs="Times New Roman" w:eastAsia="Times New Roman" w:hAnsi="Times New Roman"/>
           <w:b w:val="1"/>
           <w:sz w:val="28"/>
           <w:szCs w:val="28"/>
@@ -35791,7 +36255,7 @@
           <w:szCs w:val="28"/>
           <w:rtl w:val="0"/>
         </w:rPr>
-        <w:t xml:space="preserve">mmap(0x7f5400f54000, 4096, PROT_READ, MAP_PRIVATE|MAP_FIXED|MAP_DENYWRITE, 3, 0x2000) = 0x7f5400f54000</w:t>
+        <w:t xml:space="preserve">mmap(NULL, 8192, PROT_READ|PROT_WRITE, MAP_PRIVATE|MAP_ANONYMOUS, -1, 0) = 0x7ff8a8954000</w:t>
       </w:r>
     </w:p>
     <w:p>
@@ -35800,6 +36264,386 @@
         <w:ind w:left="283.46456692913375" w:firstLine="0"/>
         <w:rPr>
           <w:rFonts w:ascii="Times New Roman" w:cs="Times New Roman" w:eastAsia="Times New Roman" w:hAnsi="Times New Roman"/>
+          <w:sz w:val="28"/>
+          <w:szCs w:val="28"/>
+        </w:rPr>
+      </w:pPr>
+      <w:r>
+        <w:rPr>
+          <w:rFonts w:ascii="Times New Roman" w:cs="Times New Roman" w:eastAsia="Times New Roman" w:hAnsi="Times New Roman"/>
+          <w:sz w:val="28"/>
+          <w:szCs w:val="28"/>
+          <w:rtl w:val="0"/>
+        </w:rPr>
+        <w:t xml:space="preserve">access("/etc/ld.so.preload", R_OK)      = -1 ENOENT (No such file or directory)</w:t>
+      </w:r>
+    </w:p>
+    <w:p>
+      <w:pPr>
+        <w:spacing w:before="8" w:line="360" w:lineRule="auto"/>
+        <w:ind w:left="283.46456692913375" w:firstLine="0"/>
+        <w:rPr>
+          <w:rFonts w:ascii="Times New Roman" w:cs="Times New Roman" w:eastAsia="Times New Roman" w:hAnsi="Times New Roman"/>
+          <w:sz w:val="28"/>
+          <w:szCs w:val="28"/>
+        </w:rPr>
+      </w:pPr>
+      <w:r>
+        <w:rPr>
+          <w:rFonts w:ascii="Times New Roman" w:cs="Times New Roman" w:eastAsia="Times New Roman" w:hAnsi="Times New Roman"/>
+          <w:sz w:val="28"/>
+          <w:szCs w:val="28"/>
+          <w:rtl w:val="0"/>
+        </w:rPr>
+        <w:t xml:space="preserve">openat(AT_FDCWD, "/etc/ld.so.cache", O_RDONLY|O_CLOEXEC) = 3</w:t>
+      </w:r>
+    </w:p>
+    <w:p>
+      <w:pPr>
+        <w:spacing w:before="8" w:line="360" w:lineRule="auto"/>
+        <w:ind w:left="283.46456692913375" w:firstLine="0"/>
+        <w:rPr>
+          <w:rFonts w:ascii="Times New Roman" w:cs="Times New Roman" w:eastAsia="Times New Roman" w:hAnsi="Times New Roman"/>
+          <w:sz w:val="28"/>
+          <w:szCs w:val="28"/>
+        </w:rPr>
+      </w:pPr>
+      <w:r>
+        <w:rPr>
+          <w:rFonts w:ascii="Times New Roman" w:cs="Times New Roman" w:eastAsia="Times New Roman" w:hAnsi="Times New Roman"/>
+          <w:sz w:val="28"/>
+          <w:szCs w:val="28"/>
+          <w:rtl w:val="0"/>
+        </w:rPr>
+        <w:t xml:space="preserve">newfstatat(3, "", {st_mode=S_IFREG|0644, st_size=24583, ...}, AT_EMPTY_PATH) = 0</w:t>
+      </w:r>
+    </w:p>
+    <w:p>
+      <w:pPr>
+        <w:spacing w:before="8" w:line="360" w:lineRule="auto"/>
+        <w:ind w:left="283.46456692913375" w:firstLine="0"/>
+        <w:rPr>
+          <w:rFonts w:ascii="Times New Roman" w:cs="Times New Roman" w:eastAsia="Times New Roman" w:hAnsi="Times New Roman"/>
+          <w:sz w:val="28"/>
+          <w:szCs w:val="28"/>
+        </w:rPr>
+      </w:pPr>
+      <w:r>
+        <w:rPr>
+          <w:rFonts w:ascii="Times New Roman" w:cs="Times New Roman" w:eastAsia="Times New Roman" w:hAnsi="Times New Roman"/>
+          <w:sz w:val="28"/>
+          <w:szCs w:val="28"/>
+          <w:rtl w:val="0"/>
+        </w:rPr>
+        <w:t xml:space="preserve">mmap(NULL, 24583, PROT_READ, MAP_PRIVATE, 3, 0) = 0x7ff8a894d000</w:t>
+      </w:r>
+    </w:p>
+    <w:p>
+      <w:pPr>
+        <w:spacing w:before="8" w:line="360" w:lineRule="auto"/>
+        <w:ind w:left="283.46456692913375" w:firstLine="0"/>
+        <w:rPr>
+          <w:rFonts w:ascii="Times New Roman" w:cs="Times New Roman" w:eastAsia="Times New Roman" w:hAnsi="Times New Roman"/>
+          <w:sz w:val="28"/>
+          <w:szCs w:val="28"/>
+        </w:rPr>
+      </w:pPr>
+      <w:r>
+        <w:rPr>
+          <w:rFonts w:ascii="Times New Roman" w:cs="Times New Roman" w:eastAsia="Times New Roman" w:hAnsi="Times New Roman"/>
+          <w:sz w:val="28"/>
+          <w:szCs w:val="28"/>
+          <w:rtl w:val="0"/>
+        </w:rPr>
+        <w:t xml:space="preserve">close(3)                                = 0</w:t>
+      </w:r>
+    </w:p>
+    <w:p>
+      <w:pPr>
+        <w:spacing w:before="8" w:line="360" w:lineRule="auto"/>
+        <w:ind w:left="283.46456692913375" w:firstLine="0"/>
+        <w:rPr>
+          <w:rFonts w:ascii="Times New Roman" w:cs="Times New Roman" w:eastAsia="Times New Roman" w:hAnsi="Times New Roman"/>
+          <w:sz w:val="28"/>
+          <w:szCs w:val="28"/>
+        </w:rPr>
+      </w:pPr>
+      <w:r>
+        <w:rPr>
+          <w:rFonts w:ascii="Times New Roman" w:cs="Times New Roman" w:eastAsia="Times New Roman" w:hAnsi="Times New Roman"/>
+          <w:sz w:val="28"/>
+          <w:szCs w:val="28"/>
+          <w:rtl w:val="0"/>
+        </w:rPr>
+        <w:t xml:space="preserve">openat(AT_FDCWD, "/lib/x86_64-linux-gnu/libc.so.6", O_RDONLY|O_CLOEXEC) = 3</w:t>
+      </w:r>
+    </w:p>
+    <w:p>
+      <w:pPr>
+        <w:spacing w:before="8" w:line="360" w:lineRule="auto"/>
+        <w:ind w:left="283.46456692913375" w:firstLine="0"/>
+        <w:rPr>
+          <w:rFonts w:ascii="Times New Roman" w:cs="Times New Roman" w:eastAsia="Times New Roman" w:hAnsi="Times New Roman"/>
+          <w:sz w:val="28"/>
+          <w:szCs w:val="28"/>
+        </w:rPr>
+      </w:pPr>
+      <w:r>
+        <w:rPr>
+          <w:rFonts w:ascii="Times New Roman" w:cs="Times New Roman" w:eastAsia="Times New Roman" w:hAnsi="Times New Roman"/>
+          <w:sz w:val="28"/>
+          <w:szCs w:val="28"/>
+          <w:rtl w:val="0"/>
+        </w:rPr>
+        <w:t xml:space="preserve">read(3, "\177ELF\2\1\1\3\0\0\0\0\0\0\0\0\3\0&gt;\0\1\0\0\0P\237\2\0\0\0\0\0"..., 832) = 832</w:t>
+      </w:r>
+    </w:p>
+    <w:p>
+      <w:pPr>
+        <w:spacing w:before="8" w:line="360" w:lineRule="auto"/>
+        <w:ind w:left="283.46456692913375" w:firstLine="0"/>
+        <w:rPr>
+          <w:rFonts w:ascii="Times New Roman" w:cs="Times New Roman" w:eastAsia="Times New Roman" w:hAnsi="Times New Roman"/>
+          <w:sz w:val="28"/>
+          <w:szCs w:val="28"/>
+        </w:rPr>
+      </w:pPr>
+      <w:r>
+        <w:rPr>
+          <w:rFonts w:ascii="Times New Roman" w:cs="Times New Roman" w:eastAsia="Times New Roman" w:hAnsi="Times New Roman"/>
+          <w:sz w:val="28"/>
+          <w:szCs w:val="28"/>
+          <w:rtl w:val="0"/>
+        </w:rPr>
+        <w:t xml:space="preserve">pread64(3, "\6\0\0\0\4\0\0\0@\0\0\0\0\0\0\0@\0\0\0\0\0\0\0@\0\0\0\0\0\0\0"..., 784, 64) = 784</w:t>
+      </w:r>
+    </w:p>
+    <w:p>
+      <w:pPr>
+        <w:spacing w:before="8" w:line="360" w:lineRule="auto"/>
+        <w:ind w:left="283.46456692913375" w:firstLine="0"/>
+        <w:rPr>
+          <w:rFonts w:ascii="Times New Roman" w:cs="Times New Roman" w:eastAsia="Times New Roman" w:hAnsi="Times New Roman"/>
+          <w:sz w:val="28"/>
+          <w:szCs w:val="28"/>
+        </w:rPr>
+      </w:pPr>
+      <w:r>
+        <w:rPr>
+          <w:rFonts w:ascii="Times New Roman" w:cs="Times New Roman" w:eastAsia="Times New Roman" w:hAnsi="Times New Roman"/>
+          <w:sz w:val="28"/>
+          <w:szCs w:val="28"/>
+          <w:rtl w:val="0"/>
+        </w:rPr>
+        <w:t xml:space="preserve">pread64(3, "\4\0\0\0 \0\0\0\5\0\0\0GNU\0\2\0\0\300\4\0\0\0\3\0\0\0\0\0\0\0"..., 48, 848) = 48</w:t>
+      </w:r>
+    </w:p>
+    <w:p>
+      <w:pPr>
+        <w:spacing w:before="8" w:line="360" w:lineRule="auto"/>
+        <w:ind w:left="283.46456692913375" w:firstLine="0"/>
+        <w:rPr>
+          <w:rFonts w:ascii="Times New Roman" w:cs="Times New Roman" w:eastAsia="Times New Roman" w:hAnsi="Times New Roman"/>
+          <w:sz w:val="28"/>
+          <w:szCs w:val="28"/>
+        </w:rPr>
+      </w:pPr>
+      <w:r>
+        <w:rPr>
+          <w:rFonts w:ascii="Times New Roman" w:cs="Times New Roman" w:eastAsia="Times New Roman" w:hAnsi="Times New Roman"/>
+          <w:sz w:val="28"/>
+          <w:szCs w:val="28"/>
+          <w:rtl w:val="0"/>
+        </w:rPr>
+        <w:t xml:space="preserve">pread64(3, "\4\0\0\0\24\0\0\0\3\0\0\0GNU\0I\17\357\204\3$\f\221\2039x\324\224\323\236S"..., 68, 896) = 68</w:t>
+      </w:r>
+    </w:p>
+    <w:p>
+      <w:pPr>
+        <w:spacing w:before="8" w:line="360" w:lineRule="auto"/>
+        <w:ind w:left="283.46456692913375" w:firstLine="0"/>
+        <w:rPr>
+          <w:rFonts w:ascii="Times New Roman" w:cs="Times New Roman" w:eastAsia="Times New Roman" w:hAnsi="Times New Roman"/>
+          <w:sz w:val="28"/>
+          <w:szCs w:val="28"/>
+        </w:rPr>
+      </w:pPr>
+      <w:r>
+        <w:rPr>
+          <w:rFonts w:ascii="Times New Roman" w:cs="Times New Roman" w:eastAsia="Times New Roman" w:hAnsi="Times New Roman"/>
+          <w:sz w:val="28"/>
+          <w:szCs w:val="28"/>
+          <w:rtl w:val="0"/>
+        </w:rPr>
+        <w:t xml:space="preserve">newfstatat(3, "", {st_mode=S_IFREG|0755, st_size=2220400, ...}, AT_EMPTY_PATH) = 0</w:t>
+      </w:r>
+    </w:p>
+    <w:p>
+      <w:pPr>
+        <w:spacing w:before="8" w:line="360" w:lineRule="auto"/>
+        <w:ind w:left="283.46456692913375" w:firstLine="0"/>
+        <w:rPr>
+          <w:rFonts w:ascii="Times New Roman" w:cs="Times New Roman" w:eastAsia="Times New Roman" w:hAnsi="Times New Roman"/>
+          <w:sz w:val="28"/>
+          <w:szCs w:val="28"/>
+        </w:rPr>
+      </w:pPr>
+      <w:r>
+        <w:rPr>
+          <w:rFonts w:ascii="Times New Roman" w:cs="Times New Roman" w:eastAsia="Times New Roman" w:hAnsi="Times New Roman"/>
+          <w:sz w:val="28"/>
+          <w:szCs w:val="28"/>
+          <w:rtl w:val="0"/>
+        </w:rPr>
+        <w:t xml:space="preserve">pread64(3, "\6\0\0\0\4\0\0\0@\0\0\0\0\0\0\0@\0\0\0\0\0\0\0@\0\0\0\0\0\0\0"..., 784, 64) = 784</w:t>
+      </w:r>
+    </w:p>
+    <w:p>
+      <w:pPr>
+        <w:spacing w:before="8" w:line="360" w:lineRule="auto"/>
+        <w:ind w:left="283.46456692913375" w:firstLine="0"/>
+        <w:rPr>
+          <w:rFonts w:ascii="Times New Roman" w:cs="Times New Roman" w:eastAsia="Times New Roman" w:hAnsi="Times New Roman"/>
+          <w:sz w:val="28"/>
+          <w:szCs w:val="28"/>
+        </w:rPr>
+      </w:pPr>
+      <w:r>
+        <w:rPr>
+          <w:rFonts w:ascii="Times New Roman" w:cs="Times New Roman" w:eastAsia="Times New Roman" w:hAnsi="Times New Roman"/>
+          <w:sz w:val="28"/>
+          <w:szCs w:val="28"/>
+          <w:rtl w:val="0"/>
+        </w:rPr>
+        <w:t xml:space="preserve">mmap(NULL, 2264656, PROT_READ, MAP_PRIVATE|MAP_DENYWRITE, 3, 0) = 0x7ff8a8724000</w:t>
+      </w:r>
+    </w:p>
+    <w:p>
+      <w:pPr>
+        <w:spacing w:before="8" w:line="360" w:lineRule="auto"/>
+        <w:ind w:left="283.46456692913375" w:firstLine="0"/>
+        <w:rPr>
+          <w:rFonts w:ascii="Times New Roman" w:cs="Times New Roman" w:eastAsia="Times New Roman" w:hAnsi="Times New Roman"/>
+          <w:sz w:val="28"/>
+          <w:szCs w:val="28"/>
+        </w:rPr>
+      </w:pPr>
+      <w:r>
+        <w:rPr>
+          <w:rFonts w:ascii="Times New Roman" w:cs="Times New Roman" w:eastAsia="Times New Roman" w:hAnsi="Times New Roman"/>
+          <w:sz w:val="28"/>
+          <w:szCs w:val="28"/>
+          <w:rtl w:val="0"/>
+        </w:rPr>
+        <w:t xml:space="preserve">mprotect(0x7ff8a874c000, 2023424, PROT_NONE) = 0</w:t>
+      </w:r>
+    </w:p>
+    <w:p>
+      <w:pPr>
+        <w:spacing w:before="8" w:line="360" w:lineRule="auto"/>
+        <w:ind w:left="283.46456692913375" w:firstLine="0"/>
+        <w:rPr>
+          <w:rFonts w:ascii="Times New Roman" w:cs="Times New Roman" w:eastAsia="Times New Roman" w:hAnsi="Times New Roman"/>
+          <w:sz w:val="28"/>
+          <w:szCs w:val="28"/>
+        </w:rPr>
+      </w:pPr>
+      <w:r>
+        <w:rPr>
+          <w:rFonts w:ascii="Times New Roman" w:cs="Times New Roman" w:eastAsia="Times New Roman" w:hAnsi="Times New Roman"/>
+          <w:sz w:val="28"/>
+          <w:szCs w:val="28"/>
+          <w:rtl w:val="0"/>
+        </w:rPr>
+        <w:t xml:space="preserve">mmap(0x7ff8a874c000, 1658880, PROT_READ|PROT_EXEC, MAP_PRIVATE|MAP_FIXED|MAP_DENYWRITE, 3, 0x28000) = 0x7ff8a874c000</w:t>
+      </w:r>
+    </w:p>
+    <w:p>
+      <w:pPr>
+        <w:spacing w:before="8" w:line="360" w:lineRule="auto"/>
+        <w:ind w:left="283.46456692913375" w:firstLine="0"/>
+        <w:rPr>
+          <w:rFonts w:ascii="Times New Roman" w:cs="Times New Roman" w:eastAsia="Times New Roman" w:hAnsi="Times New Roman"/>
+          <w:sz w:val="28"/>
+          <w:szCs w:val="28"/>
+        </w:rPr>
+      </w:pPr>
+      <w:r>
+        <w:rPr>
+          <w:rFonts w:ascii="Times New Roman" w:cs="Times New Roman" w:eastAsia="Times New Roman" w:hAnsi="Times New Roman"/>
+          <w:sz w:val="28"/>
+          <w:szCs w:val="28"/>
+          <w:rtl w:val="0"/>
+        </w:rPr>
+        <w:t xml:space="preserve">mmap(0x7ff8a88e1000, 360448, PROT_READ, MAP_PRIVATE|MAP_FIXED|MAP_DENYWRITE, 3, 0x1bd000) = 0x7ff8a88e1000</w:t>
+      </w:r>
+    </w:p>
+    <w:p>
+      <w:pPr>
+        <w:spacing w:before="8" w:line="360" w:lineRule="auto"/>
+        <w:ind w:left="283.46456692913375" w:firstLine="0"/>
+        <w:rPr>
+          <w:rFonts w:ascii="Times New Roman" w:cs="Times New Roman" w:eastAsia="Times New Roman" w:hAnsi="Times New Roman"/>
+          <w:sz w:val="28"/>
+          <w:szCs w:val="28"/>
+        </w:rPr>
+      </w:pPr>
+      <w:r>
+        <w:rPr>
+          <w:rFonts w:ascii="Times New Roman" w:cs="Times New Roman" w:eastAsia="Times New Roman" w:hAnsi="Times New Roman"/>
+          <w:sz w:val="28"/>
+          <w:szCs w:val="28"/>
+          <w:rtl w:val="0"/>
+        </w:rPr>
+        <w:t xml:space="preserve">mmap(0x7ff8a893a000, 24576, PROT_READ|PROT_WRITE, MAP_PRIVATE|MAP_FIXED|MAP_DENYWRITE, 3, 0x215000) = 0x7ff8a893a000</w:t>
+      </w:r>
+    </w:p>
+    <w:p>
+      <w:pPr>
+        <w:spacing w:before="8" w:line="360" w:lineRule="auto"/>
+        <w:ind w:left="283.46456692913375" w:firstLine="0"/>
+        <w:rPr>
+          <w:rFonts w:ascii="Times New Roman" w:cs="Times New Roman" w:eastAsia="Times New Roman" w:hAnsi="Times New Roman"/>
+          <w:sz w:val="28"/>
+          <w:szCs w:val="28"/>
+        </w:rPr>
+      </w:pPr>
+      <w:r>
+        <w:rPr>
+          <w:rFonts w:ascii="Times New Roman" w:cs="Times New Roman" w:eastAsia="Times New Roman" w:hAnsi="Times New Roman"/>
+          <w:sz w:val="28"/>
+          <w:szCs w:val="28"/>
+          <w:rtl w:val="0"/>
+        </w:rPr>
+        <w:t xml:space="preserve">mmap(0x7ff8a8940000, 52816, PROT_READ|PROT_WRITE, MAP_PRIVATE|MAP_FIXED|MAP_ANONYMOUS, -1, 0) = 0x7ff8a8940000</w:t>
+      </w:r>
+    </w:p>
+    <w:p>
+      <w:pPr>
+        <w:spacing w:before="8" w:line="360" w:lineRule="auto"/>
+        <w:ind w:left="283.46456692913375" w:firstLine="0"/>
+        <w:rPr>
+          <w:rFonts w:ascii="Times New Roman" w:cs="Times New Roman" w:eastAsia="Times New Roman" w:hAnsi="Times New Roman"/>
+          <w:sz w:val="28"/>
+          <w:szCs w:val="28"/>
+        </w:rPr>
+      </w:pPr>
+      <w:r>
+        <w:rPr>
+          <w:rFonts w:ascii="Times New Roman" w:cs="Times New Roman" w:eastAsia="Times New Roman" w:hAnsi="Times New Roman"/>
+          <w:sz w:val="28"/>
+          <w:szCs w:val="28"/>
+          <w:rtl w:val="0"/>
+        </w:rPr>
+        <w:t xml:space="preserve">close(3)                                = 0</w:t>
+      </w:r>
+    </w:p>
+    <w:p>
+      <w:pPr>
+        <w:spacing w:before="8" w:line="360" w:lineRule="auto"/>
+        <w:ind w:left="283.46456692913375" w:firstLine="0"/>
+        <w:rPr>
+          <w:rFonts w:ascii="Times New Roman" w:cs="Times New Roman" w:eastAsia="Times New Roman" w:hAnsi="Times New Roman"/>
           <w:b w:val="1"/>
           <w:sz w:val="28"/>
           <w:szCs w:val="28"/>
@@ -35813,7 +36657,7 @@
           <w:szCs w:val="28"/>
           <w:rtl w:val="0"/>
         </w:rPr>
-        <w:t xml:space="preserve">mmap(0x7f5400f55000, 8192, PROT_READ|PROT_WRITE, MAP_PRIVATE|MAP_FIXED|MAP_DENYWRITE, 3, 0x2000) = 0x7f5400f55000</w:t>
+        <w:t xml:space="preserve">mmap(NULL, 12288, PROT_READ|PROT_WRITE, MAP_PRIVATE|MAP_ANONYMOUS, -1, 0) = 0x7ff8a8721000</w:t>
       </w:r>
     </w:p>
     <w:p>
@@ -35822,6 +36666,246 @@
         <w:ind w:left="283.46456692913375" w:firstLine="0"/>
         <w:rPr>
           <w:rFonts w:ascii="Times New Roman" w:cs="Times New Roman" w:eastAsia="Times New Roman" w:hAnsi="Times New Roman"/>
+          <w:sz w:val="28"/>
+          <w:szCs w:val="28"/>
+        </w:rPr>
+      </w:pPr>
+      <w:r>
+        <w:rPr>
+          <w:rFonts w:ascii="Times New Roman" w:cs="Times New Roman" w:eastAsia="Times New Roman" w:hAnsi="Times New Roman"/>
+          <w:sz w:val="28"/>
+          <w:szCs w:val="28"/>
+          <w:rtl w:val="0"/>
+        </w:rPr>
+        <w:t xml:space="preserve">arch_prctl(ARCH_SET_FS, 0x7ff8a8721740) = 0</w:t>
+      </w:r>
+    </w:p>
+    <w:p>
+      <w:pPr>
+        <w:spacing w:before="8" w:line="360" w:lineRule="auto"/>
+        <w:ind w:left="283.46456692913375" w:firstLine="0"/>
+        <w:rPr>
+          <w:rFonts w:ascii="Times New Roman" w:cs="Times New Roman" w:eastAsia="Times New Roman" w:hAnsi="Times New Roman"/>
+          <w:sz w:val="28"/>
+          <w:szCs w:val="28"/>
+        </w:rPr>
+      </w:pPr>
+      <w:r>
+        <w:rPr>
+          <w:rFonts w:ascii="Times New Roman" w:cs="Times New Roman" w:eastAsia="Times New Roman" w:hAnsi="Times New Roman"/>
+          <w:sz w:val="28"/>
+          <w:szCs w:val="28"/>
+          <w:rtl w:val="0"/>
+        </w:rPr>
+        <w:t xml:space="preserve">set_tid_address(0x7ff8a8721a10)         = 7954</w:t>
+      </w:r>
+    </w:p>
+    <w:p>
+      <w:pPr>
+        <w:spacing w:before="8" w:line="360" w:lineRule="auto"/>
+        <w:ind w:left="283.46456692913375" w:firstLine="0"/>
+        <w:rPr>
+          <w:rFonts w:ascii="Times New Roman" w:cs="Times New Roman" w:eastAsia="Times New Roman" w:hAnsi="Times New Roman"/>
+          <w:sz w:val="28"/>
+          <w:szCs w:val="28"/>
+        </w:rPr>
+      </w:pPr>
+      <w:r>
+        <w:rPr>
+          <w:rFonts w:ascii="Times New Roman" w:cs="Times New Roman" w:eastAsia="Times New Roman" w:hAnsi="Times New Roman"/>
+          <w:sz w:val="28"/>
+          <w:szCs w:val="28"/>
+          <w:rtl w:val="0"/>
+        </w:rPr>
+        <w:t xml:space="preserve">set_robust_list(0x7ff8a8721a20, 24)     = 0</w:t>
+      </w:r>
+    </w:p>
+    <w:p>
+      <w:pPr>
+        <w:spacing w:before="8" w:line="360" w:lineRule="auto"/>
+        <w:ind w:left="283.46456692913375" w:firstLine="0"/>
+        <w:rPr>
+          <w:rFonts w:ascii="Times New Roman" w:cs="Times New Roman" w:eastAsia="Times New Roman" w:hAnsi="Times New Roman"/>
+          <w:sz w:val="28"/>
+          <w:szCs w:val="28"/>
+        </w:rPr>
+      </w:pPr>
+      <w:r>
+        <w:rPr>
+          <w:rFonts w:ascii="Times New Roman" w:cs="Times New Roman" w:eastAsia="Times New Roman" w:hAnsi="Times New Roman"/>
+          <w:sz w:val="28"/>
+          <w:szCs w:val="28"/>
+          <w:rtl w:val="0"/>
+        </w:rPr>
+        <w:t xml:space="preserve">rseq(0x7ff8a87220e0, 0x20, 0, 0x53053053) = 0</w:t>
+      </w:r>
+    </w:p>
+    <w:p>
+      <w:pPr>
+        <w:spacing w:before="8" w:line="360" w:lineRule="auto"/>
+        <w:ind w:left="283.46456692913375" w:firstLine="0"/>
+        <w:rPr>
+          <w:rFonts w:ascii="Times New Roman" w:cs="Times New Roman" w:eastAsia="Times New Roman" w:hAnsi="Times New Roman"/>
+          <w:sz w:val="28"/>
+          <w:szCs w:val="28"/>
+        </w:rPr>
+      </w:pPr>
+      <w:r>
+        <w:rPr>
+          <w:rFonts w:ascii="Times New Roman" w:cs="Times New Roman" w:eastAsia="Times New Roman" w:hAnsi="Times New Roman"/>
+          <w:sz w:val="28"/>
+          <w:szCs w:val="28"/>
+          <w:rtl w:val="0"/>
+        </w:rPr>
+        <w:t xml:space="preserve">mprotect(0x7ff8a893a000, 16384, PROT_READ) = 0</w:t>
+      </w:r>
+    </w:p>
+    <w:p>
+      <w:pPr>
+        <w:spacing w:before="8" w:line="360" w:lineRule="auto"/>
+        <w:ind w:left="283.46456692913375" w:firstLine="0"/>
+        <w:rPr>
+          <w:rFonts w:ascii="Times New Roman" w:cs="Times New Roman" w:eastAsia="Times New Roman" w:hAnsi="Times New Roman"/>
+          <w:sz w:val="28"/>
+          <w:szCs w:val="28"/>
+        </w:rPr>
+      </w:pPr>
+      <w:r>
+        <w:rPr>
+          <w:rFonts w:ascii="Times New Roman" w:cs="Times New Roman" w:eastAsia="Times New Roman" w:hAnsi="Times New Roman"/>
+          <w:sz w:val="28"/>
+          <w:szCs w:val="28"/>
+          <w:rtl w:val="0"/>
+        </w:rPr>
+        <w:t xml:space="preserve">mprotect(0x55751f81b000, 4096, PROT_READ) = 0</w:t>
+      </w:r>
+    </w:p>
+    <w:p>
+      <w:pPr>
+        <w:spacing w:before="8" w:line="360" w:lineRule="auto"/>
+        <w:ind w:left="283.46456692913375" w:firstLine="0"/>
+        <w:rPr>
+          <w:rFonts w:ascii="Times New Roman" w:cs="Times New Roman" w:eastAsia="Times New Roman" w:hAnsi="Times New Roman"/>
+          <w:sz w:val="28"/>
+          <w:szCs w:val="28"/>
+        </w:rPr>
+      </w:pPr>
+      <w:r>
+        <w:rPr>
+          <w:rFonts w:ascii="Times New Roman" w:cs="Times New Roman" w:eastAsia="Times New Roman" w:hAnsi="Times New Roman"/>
+          <w:sz w:val="28"/>
+          <w:szCs w:val="28"/>
+          <w:rtl w:val="0"/>
+        </w:rPr>
+        <w:t xml:space="preserve">mprotect(0x7ff8a898e000, 8192, PROT_READ) = 0</w:t>
+      </w:r>
+    </w:p>
+    <w:p>
+      <w:pPr>
+        <w:spacing w:before="8" w:line="360" w:lineRule="auto"/>
+        <w:ind w:left="283.46456692913375" w:firstLine="0"/>
+        <w:rPr>
+          <w:rFonts w:ascii="Times New Roman" w:cs="Times New Roman" w:eastAsia="Times New Roman" w:hAnsi="Times New Roman"/>
+          <w:sz w:val="28"/>
+          <w:szCs w:val="28"/>
+        </w:rPr>
+      </w:pPr>
+      <w:r>
+        <w:rPr>
+          <w:rFonts w:ascii="Times New Roman" w:cs="Times New Roman" w:eastAsia="Times New Roman" w:hAnsi="Times New Roman"/>
+          <w:sz w:val="28"/>
+          <w:szCs w:val="28"/>
+          <w:rtl w:val="0"/>
+        </w:rPr>
+        <w:t xml:space="preserve">prlimit64(0, RLIMIT_STACK, NULL, {rlim_cur=8192*1024, rlim_max=RLIM64_INFINITY}) = 0</w:t>
+      </w:r>
+    </w:p>
+    <w:p>
+      <w:pPr>
+        <w:spacing w:before="8" w:line="360" w:lineRule="auto"/>
+        <w:ind w:left="283.46456692913375" w:firstLine="0"/>
+        <w:rPr>
+          <w:rFonts w:ascii="Times New Roman" w:cs="Times New Roman" w:eastAsia="Times New Roman" w:hAnsi="Times New Roman"/>
+          <w:sz w:val="28"/>
+          <w:szCs w:val="28"/>
+        </w:rPr>
+      </w:pPr>
+      <w:r>
+        <w:rPr>
+          <w:rFonts w:ascii="Times New Roman" w:cs="Times New Roman" w:eastAsia="Times New Roman" w:hAnsi="Times New Roman"/>
+          <w:sz w:val="28"/>
+          <w:szCs w:val="28"/>
+          <w:rtl w:val="0"/>
+        </w:rPr>
+        <w:t xml:space="preserve">munmap(0x7ff8a894d000, 24583)           = 0</w:t>
+      </w:r>
+    </w:p>
+    <w:p>
+      <w:pPr>
+        <w:spacing w:before="8" w:line="360" w:lineRule="auto"/>
+        <w:ind w:left="283.46456692913375" w:firstLine="0"/>
+        <w:rPr>
+          <w:rFonts w:ascii="Times New Roman" w:cs="Times New Roman" w:eastAsia="Times New Roman" w:hAnsi="Times New Roman"/>
+          <w:sz w:val="28"/>
+          <w:szCs w:val="28"/>
+        </w:rPr>
+      </w:pPr>
+      <w:r>
+        <w:rPr>
+          <w:rFonts w:ascii="Times New Roman" w:cs="Times New Roman" w:eastAsia="Times New Roman" w:hAnsi="Times New Roman"/>
+          <w:sz w:val="28"/>
+          <w:szCs w:val="28"/>
+          <w:rtl w:val="0"/>
+        </w:rPr>
+        <w:t xml:space="preserve">getrandom("\xac\xa0\x78\x10\x95\xe5\xa8\xb7", 8, GRND_NONBLOCK) = 8</w:t>
+      </w:r>
+    </w:p>
+    <w:p>
+      <w:pPr>
+        <w:spacing w:before="8" w:line="360" w:lineRule="auto"/>
+        <w:ind w:left="283.46456692913375" w:firstLine="0"/>
+        <w:rPr>
+          <w:rFonts w:ascii="Times New Roman" w:cs="Times New Roman" w:eastAsia="Times New Roman" w:hAnsi="Times New Roman"/>
+          <w:sz w:val="28"/>
+          <w:szCs w:val="28"/>
+        </w:rPr>
+      </w:pPr>
+      <w:r>
+        <w:rPr>
+          <w:rFonts w:ascii="Times New Roman" w:cs="Times New Roman" w:eastAsia="Times New Roman" w:hAnsi="Times New Roman"/>
+          <w:sz w:val="28"/>
+          <w:szCs w:val="28"/>
+          <w:rtl w:val="0"/>
+        </w:rPr>
+        <w:t xml:space="preserve">brk(NULL)                               = 0x55752091c000</w:t>
+      </w:r>
+    </w:p>
+    <w:p>
+      <w:pPr>
+        <w:spacing w:before="8" w:line="360" w:lineRule="auto"/>
+        <w:ind w:left="283.46456692913375" w:firstLine="0"/>
+        <w:rPr>
+          <w:rFonts w:ascii="Times New Roman" w:cs="Times New Roman" w:eastAsia="Times New Roman" w:hAnsi="Times New Roman"/>
+          <w:sz w:val="28"/>
+          <w:szCs w:val="28"/>
+        </w:rPr>
+      </w:pPr>
+      <w:r>
+        <w:rPr>
+          <w:rFonts w:ascii="Times New Roman" w:cs="Times New Roman" w:eastAsia="Times New Roman" w:hAnsi="Times New Roman"/>
+          <w:sz w:val="28"/>
+          <w:szCs w:val="28"/>
+          <w:rtl w:val="0"/>
+        </w:rPr>
+        <w:t xml:space="preserve">brk(0x55752093d000)                     = 0x55752093d000</w:t>
+      </w:r>
+    </w:p>
+    <w:p>
+      <w:pPr>
+        <w:spacing w:before="8" w:line="360" w:lineRule="auto"/>
+        <w:ind w:left="283.46456692913375" w:firstLine="0"/>
+        <w:rPr>
+          <w:rFonts w:ascii="Times New Roman" w:cs="Times New Roman" w:eastAsia="Times New Roman" w:hAnsi="Times New Roman"/>
           <w:b w:val="1"/>
           <w:sz w:val="28"/>
           <w:szCs w:val="28"/>
@@ -35835,6 +36919,166 @@
           <w:szCs w:val="28"/>
           <w:rtl w:val="0"/>
         </w:rPr>
+        <w:t xml:space="preserve">openat(AT_FDCWD, "./freeblocks.so", O_RDONLY|O_CLOEXEC) = 3</w:t>
+      </w:r>
+    </w:p>
+    <w:p>
+      <w:pPr>
+        <w:spacing w:before="8" w:line="360" w:lineRule="auto"/>
+        <w:ind w:left="283.46456692913375" w:firstLine="0"/>
+        <w:rPr>
+          <w:rFonts w:ascii="Times New Roman" w:cs="Times New Roman" w:eastAsia="Times New Roman" w:hAnsi="Times New Roman"/>
+          <w:sz w:val="28"/>
+          <w:szCs w:val="28"/>
+        </w:rPr>
+      </w:pPr>
+      <w:r>
+        <w:rPr>
+          <w:rFonts w:ascii="Times New Roman" w:cs="Times New Roman" w:eastAsia="Times New Roman" w:hAnsi="Times New Roman"/>
+          <w:sz w:val="28"/>
+          <w:szCs w:val="28"/>
+          <w:rtl w:val="0"/>
+        </w:rPr>
+        <w:t xml:space="preserve">read(3, "\177ELF\2\1\1\0\0\0\0\0\0\0\0\0\3\0&gt;\0\1\0\0\0\0\0\0\0\0\0\0\0"..., 832) = 832</w:t>
+      </w:r>
+    </w:p>
+    <w:p>
+      <w:pPr>
+        <w:spacing w:before="8" w:line="360" w:lineRule="auto"/>
+        <w:ind w:left="283.46456692913375" w:firstLine="0"/>
+        <w:rPr>
+          <w:rFonts w:ascii="Times New Roman" w:cs="Times New Roman" w:eastAsia="Times New Roman" w:hAnsi="Times New Roman"/>
+          <w:sz w:val="28"/>
+          <w:szCs w:val="28"/>
+        </w:rPr>
+      </w:pPr>
+      <w:r>
+        <w:rPr>
+          <w:rFonts w:ascii="Times New Roman" w:cs="Times New Roman" w:eastAsia="Times New Roman" w:hAnsi="Times New Roman"/>
+          <w:sz w:val="28"/>
+          <w:szCs w:val="28"/>
+          <w:rtl w:val="0"/>
+        </w:rPr>
+        <w:t xml:space="preserve">newfstatat(3, "", {st_mode=S_IFREG|0755, st_size=15640, ...}, AT_EMPTY_PATH) = 0</w:t>
+      </w:r>
+    </w:p>
+    <w:p>
+      <w:pPr>
+        <w:spacing w:before="8" w:line="360" w:lineRule="auto"/>
+        <w:ind w:left="283.46456692913375" w:firstLine="0"/>
+        <w:rPr>
+          <w:rFonts w:ascii="Times New Roman" w:cs="Times New Roman" w:eastAsia="Times New Roman" w:hAnsi="Times New Roman"/>
+          <w:sz w:val="28"/>
+          <w:szCs w:val="28"/>
+        </w:rPr>
+      </w:pPr>
+      <w:r>
+        <w:rPr>
+          <w:rFonts w:ascii="Times New Roman" w:cs="Times New Roman" w:eastAsia="Times New Roman" w:hAnsi="Times New Roman"/>
+          <w:sz w:val="28"/>
+          <w:szCs w:val="28"/>
+          <w:rtl w:val="0"/>
+        </w:rPr>
+        <w:t xml:space="preserve">getcwd("/home/ali_/OS_2/lab_4/src", 128) = 26</w:t>
+      </w:r>
+    </w:p>
+    <w:p>
+      <w:pPr>
+        <w:spacing w:before="8" w:line="360" w:lineRule="auto"/>
+        <w:ind w:left="283.46456692913375" w:firstLine="0"/>
+        <w:rPr>
+          <w:rFonts w:ascii="Times New Roman" w:cs="Times New Roman" w:eastAsia="Times New Roman" w:hAnsi="Times New Roman"/>
+          <w:sz w:val="28"/>
+          <w:szCs w:val="28"/>
+        </w:rPr>
+      </w:pPr>
+      <w:r>
+        <w:rPr>
+          <w:rFonts w:ascii="Times New Roman" w:cs="Times New Roman" w:eastAsia="Times New Roman" w:hAnsi="Times New Roman"/>
+          <w:sz w:val="28"/>
+          <w:szCs w:val="28"/>
+          <w:rtl w:val="0"/>
+        </w:rPr>
+        <w:t xml:space="preserve">mmap(NULL, 16432, PROT_READ, MAP_PRIVATE|MAP_DENYWRITE, 3, 0) = 0x7ff8a894f000</w:t>
+      </w:r>
+    </w:p>
+    <w:p>
+      <w:pPr>
+        <w:spacing w:before="8" w:line="360" w:lineRule="auto"/>
+        <w:ind w:left="283.46456692913375" w:firstLine="0"/>
+        <w:rPr>
+          <w:rFonts w:ascii="Times New Roman" w:cs="Times New Roman" w:eastAsia="Times New Roman" w:hAnsi="Times New Roman"/>
+          <w:sz w:val="28"/>
+          <w:szCs w:val="28"/>
+        </w:rPr>
+      </w:pPr>
+      <w:r>
+        <w:rPr>
+          <w:rFonts w:ascii="Times New Roman" w:cs="Times New Roman" w:eastAsia="Times New Roman" w:hAnsi="Times New Roman"/>
+          <w:sz w:val="28"/>
+          <w:szCs w:val="28"/>
+          <w:rtl w:val="0"/>
+        </w:rPr>
+        <w:t xml:space="preserve">mmap(0x7ff8a8950000, 4096, PROT_READ|PROT_EXEC, MAP_PRIVATE|MAP_FIXED|MAP_DENYWRITE, 3, 0x1000) = 0x7ff8a8950000</w:t>
+      </w:r>
+    </w:p>
+    <w:p>
+      <w:pPr>
+        <w:spacing w:before="8" w:line="360" w:lineRule="auto"/>
+        <w:ind w:left="283.46456692913375" w:firstLine="0"/>
+        <w:rPr>
+          <w:rFonts w:ascii="Times New Roman" w:cs="Times New Roman" w:eastAsia="Times New Roman" w:hAnsi="Times New Roman"/>
+          <w:sz w:val="28"/>
+          <w:szCs w:val="28"/>
+        </w:rPr>
+      </w:pPr>
+      <w:r>
+        <w:rPr>
+          <w:rFonts w:ascii="Times New Roman" w:cs="Times New Roman" w:eastAsia="Times New Roman" w:hAnsi="Times New Roman"/>
+          <w:sz w:val="28"/>
+          <w:szCs w:val="28"/>
+          <w:rtl w:val="0"/>
+        </w:rPr>
+        <w:t xml:space="preserve">mmap(0x7ff8a8951000, 4096, PROT_READ, MAP_PRIVATE|MAP_FIXED|MAP_DENYWRITE, 3, 0x2000) = 0x7ff8a8951000</w:t>
+      </w:r>
+    </w:p>
+    <w:p>
+      <w:pPr>
+        <w:spacing w:before="8" w:line="360" w:lineRule="auto"/>
+        <w:ind w:left="283.46456692913375" w:firstLine="0"/>
+        <w:rPr>
+          <w:rFonts w:ascii="Times New Roman" w:cs="Times New Roman" w:eastAsia="Times New Roman" w:hAnsi="Times New Roman"/>
+          <w:sz w:val="28"/>
+          <w:szCs w:val="28"/>
+        </w:rPr>
+      </w:pPr>
+      <w:r>
+        <w:rPr>
+          <w:rFonts w:ascii="Times New Roman" w:cs="Times New Roman" w:eastAsia="Times New Roman" w:hAnsi="Times New Roman"/>
+          <w:sz w:val="28"/>
+          <w:szCs w:val="28"/>
+          <w:rtl w:val="0"/>
+        </w:rPr>
+        <w:t xml:space="preserve">mmap(0x7ff8a8952000, 8192, PROT_READ|PROT_WRITE, MAP_PRIVATE|MAP_FIXED|MAP_DENYWRITE, 3, 0x2000) = 0x7ff8a8952000</w:t>
+      </w:r>
+    </w:p>
+    <w:p>
+      <w:pPr>
+        <w:spacing w:before="8" w:line="360" w:lineRule="auto"/>
+        <w:ind w:left="283.46456692913375" w:firstLine="0"/>
+        <w:rPr>
+          <w:rFonts w:ascii="Times New Roman" w:cs="Times New Roman" w:eastAsia="Times New Roman" w:hAnsi="Times New Roman"/>
+          <w:sz w:val="28"/>
+          <w:szCs w:val="28"/>
+        </w:rPr>
+      </w:pPr>
+      <w:r>
+        <w:rPr>
+          <w:rFonts w:ascii="Times New Roman" w:cs="Times New Roman" w:eastAsia="Times New Roman" w:hAnsi="Times New Roman"/>
+          <w:sz w:val="28"/>
+          <w:szCs w:val="28"/>
+          <w:rtl w:val="0"/>
+        </w:rPr>
         <w:t xml:space="preserve">close(3)                                = 0</w:t>
       </w:r>
     </w:p>
@@ -35855,7 +37099,7 @@
           <w:szCs w:val="28"/>
           <w:rtl w:val="0"/>
         </w:rPr>
-        <w:t xml:space="preserve">mprotect(0x7f5400f55000, 4096, PROT_READ) = 0</w:t>
+        <w:t xml:space="preserve">mprotect(0x7ff8a8952000, 4096, PROT_READ) = 0</w:t>
       </w:r>
     </w:p>
     <w:p>
@@ -35864,18 +37108,20 @@
         <w:ind w:left="283.46456692913375" w:firstLine="0"/>
         <w:rPr>
           <w:rFonts w:ascii="Times New Roman" w:cs="Times New Roman" w:eastAsia="Times New Roman" w:hAnsi="Times New Roman"/>
-          <w:sz w:val="28"/>
-          <w:szCs w:val="28"/>
-        </w:rPr>
-      </w:pPr>
-      <w:r>
-        <w:rPr>
-          <w:rFonts w:ascii="Times New Roman" w:cs="Times New Roman" w:eastAsia="Times New Roman" w:hAnsi="Times New Roman"/>
-          <w:sz w:val="28"/>
-          <w:szCs w:val="28"/>
-          <w:rtl w:val="0"/>
-        </w:rPr>
-        <w:t xml:space="preserve">mmap(NULL, 1024, PROT_READ|PROT_WRITE, MAP_PRIVATE|MAP_ANONYMOUS, -1, 0) = 0x7f5400f90000</w:t>
+          <w:b w:val="1"/>
+          <w:sz w:val="28"/>
+          <w:szCs w:val="28"/>
+        </w:rPr>
+      </w:pPr>
+      <w:r>
+        <w:rPr>
+          <w:rFonts w:ascii="Times New Roman" w:cs="Times New Roman" w:eastAsia="Times New Roman" w:hAnsi="Times New Roman"/>
+          <w:b w:val="1"/>
+          <w:sz w:val="28"/>
+          <w:szCs w:val="28"/>
+          <w:rtl w:val="0"/>
+        </w:rPr>
+        <w:t xml:space="preserve">mmap(NULL, 1024, PROT_READ|PROT_WRITE, MAP_PRIVATE|MAP_ANONYMOUS, -1, 0) = 0x7ff8a898d000</w:t>
       </w:r>
     </w:p>
     <w:p>
@@ -36095,7 +37341,7 @@
           <w:szCs w:val="28"/>
           <w:rtl w:val="0"/>
         </w:rPr>
-        <w:t xml:space="preserve">munmap(0x7f5400f52000, 16432)           = 0</w:t>
+        <w:t xml:space="preserve">munmap(0x7ff8a894f000, 16432)           = 0</w:t>
       </w:r>
     </w:p>
     <w:p>
@@ -36117,7 +37363,7 @@
           <w:szCs w:val="28"/>
           <w:rtl w:val="0"/>
         </w:rPr>
-        <w:t xml:space="preserve">munmap(0x7f5400f90000, 1024)            = 0</w:t>
+        <w:t xml:space="preserve">munmap(0x7ff8a898d000, 1024)            = 0</w:t>
       </w:r>
     </w:p>
     <w:p>
@@ -36177,7 +37423,7 @@
           <w:szCs w:val="28"/>
           <w:rtl w:val="0"/>
         </w:rPr>
-        <w:t xml:space="preserve">ali_@LAPTOP-TG8SK2OI:~/OS_2/lab_4/src$ strace ./main ./freeblocks.so</w:t>
+        <w:t xml:space="preserve">ali_@LAPTOP-TG8SK2OI:~/OS_2/lab_4/src$ strace ./main </w:t>
       </w:r>
     </w:p>
     <w:p>
@@ -36197,7 +37443,7 @@
           <w:szCs w:val="28"/>
           <w:rtl w:val="0"/>
         </w:rPr>
-        <w:t xml:space="preserve">execve("./main", ["./main", "./freeblocks.so"], 0x7fff52857828 /* 29 vars */) = 0</w:t>
+        <w:t xml:space="preserve">execve("./main", ["./main"], 0x7ffd299d83f0 /* 29 vars */) = 0</w:t>
       </w:r>
     </w:p>
     <w:p>
@@ -36217,7 +37463,7 @@
           <w:szCs w:val="28"/>
           <w:rtl w:val="0"/>
         </w:rPr>
-        <w:t xml:space="preserve">brk(NULL)                               = 0x55752091c000</w:t>
+        <w:t xml:space="preserve">brk(NULL)                               = 0x559e653d3000</w:t>
       </w:r>
     </w:p>
     <w:p>
@@ -36237,7 +37483,7 @@
           <w:szCs w:val="28"/>
           <w:rtl w:val="0"/>
         </w:rPr>
-        <w:t xml:space="preserve">arch_prctl(0x3001 /* ARCH_??? */, 0x7ffd11c45210) = -1 EINVAL (Invalid argument)</w:t>
+        <w:t xml:space="preserve">arch_prctl(0x3001 /* ARCH_??? */, 0x7ffd437526d0) = -1 EINVAL (Invalid argument)</w:t>
       </w:r>
     </w:p>
     <w:p>
@@ -36246,18 +37492,20 @@
         <w:ind w:left="283.46456692913375" w:firstLine="0"/>
         <w:rPr>
           <w:rFonts w:ascii="Times New Roman" w:cs="Times New Roman" w:eastAsia="Times New Roman" w:hAnsi="Times New Roman"/>
-          <w:sz w:val="28"/>
-          <w:szCs w:val="28"/>
-        </w:rPr>
-      </w:pPr>
-      <w:r>
-        <w:rPr>
-          <w:rFonts w:ascii="Times New Roman" w:cs="Times New Roman" w:eastAsia="Times New Roman" w:hAnsi="Times New Roman"/>
-          <w:sz w:val="28"/>
-          <w:szCs w:val="28"/>
-          <w:rtl w:val="0"/>
-        </w:rPr>
-        <w:t xml:space="preserve">mmap(NULL, 8192, PROT_READ|PROT_WRITE, MAP_PRIVATE|MAP_ANONYMOUS, -1, 0) = 0x7ff8a8954000</w:t>
+          <w:b w:val="1"/>
+          <w:sz w:val="28"/>
+          <w:szCs w:val="28"/>
+        </w:rPr>
+      </w:pPr>
+      <w:r>
+        <w:rPr>
+          <w:rFonts w:ascii="Times New Roman" w:cs="Times New Roman" w:eastAsia="Times New Roman" w:hAnsi="Times New Roman"/>
+          <w:b w:val="1"/>
+          <w:sz w:val="28"/>
+          <w:szCs w:val="28"/>
+          <w:rtl w:val="0"/>
+        </w:rPr>
+        <w:t xml:space="preserve">mmap(NULL, 8192, PROT_READ|PROT_WRITE, MAP_PRIVATE|MAP_ANONYMOUS, -1, 0) = 0x7f10ac219000</w:t>
       </w:r>
     </w:p>
     <w:p>
@@ -36337,7 +37585,7 @@
           <w:szCs w:val="28"/>
           <w:rtl w:val="0"/>
         </w:rPr>
-        <w:t xml:space="preserve">mmap(NULL, 24583, PROT_READ, MAP_PRIVATE, 3, 0) = 0x7ff8a894d000</w:t>
+        <w:t xml:space="preserve">mmap(NULL, 24583, PROT_READ, MAP_PRIVATE, 3, 0) = 0x7f10ac212000</w:t>
       </w:r>
     </w:p>
     <w:p>
@@ -36517,7 +37765,7 @@
           <w:szCs w:val="28"/>
           <w:rtl w:val="0"/>
         </w:rPr>
-        <w:t xml:space="preserve">mmap(NULL, 2264656, PROT_READ, MAP_PRIVATE|MAP_DENYWRITE, 3, 0) = 0x7ff8a8724000</w:t>
+        <w:t xml:space="preserve">mmap(NULL, 2264656, PROT_READ, MAP_PRIVATE|MAP_DENYWRITE, 3, 0) = 0x7f10abfe9000</w:t>
       </w:r>
     </w:p>
     <w:p>
@@ -36537,7 +37785,7 @@
           <w:szCs w:val="28"/>
           <w:rtl w:val="0"/>
         </w:rPr>
-        <w:t xml:space="preserve">mprotect(0x7ff8a874c000, 2023424, PROT_NONE) = 0</w:t>
+        <w:t xml:space="preserve">mprotect(0x7f10ac011000, 2023424, PROT_NONE) = 0</w:t>
       </w:r>
     </w:p>
     <w:p>
@@ -36557,7 +37805,7 @@
           <w:szCs w:val="28"/>
           <w:rtl w:val="0"/>
         </w:rPr>
-        <w:t xml:space="preserve">mmap(0x7ff8a874c000, 1658880, PROT_READ|PROT_EXEC, MAP_PRIVATE|MAP_FIXED|MAP_DENYWRITE, 3, 0x28000) = 0x7ff8a874c000</w:t>
+        <w:t xml:space="preserve">mmap(0x7f10ac011000, 1658880, PROT_READ|PROT_EXEC, MAP_PRIVATE|MAP_FIXED|MAP_DENYWRITE, 3, 0x28000) = 0x7f10ac011000</w:t>
       </w:r>
     </w:p>
     <w:p>
@@ -36577,7 +37825,7 @@
           <w:szCs w:val="28"/>
           <w:rtl w:val="0"/>
         </w:rPr>
-        <w:t xml:space="preserve">mmap(0x7ff8a88e1000, 360448, PROT_READ, MAP_PRIVATE|MAP_FIXED|MAP_DENYWRITE, 3, 0x1bd000) = 0x7ff8a88e1000</w:t>
+        <w:t xml:space="preserve">mmap(0x7f10ac1a6000, 360448, PROT_READ, MAP_PRIVATE|MAP_FIXED|MAP_DENYWRITE, 3, 0x1bd000) = 0x7f10ac1a6000</w:t>
       </w:r>
     </w:p>
     <w:p>
@@ -36597,7 +37845,7 @@
           <w:szCs w:val="28"/>
           <w:rtl w:val="0"/>
         </w:rPr>
-        <w:t xml:space="preserve">mmap(0x7ff8a893a000, 24576, PROT_READ|PROT_WRITE, MAP_PRIVATE|MAP_FIXED|MAP_DENYWRITE, 3, 0x215000) = 0x7ff8a893a000</w:t>
+        <w:t xml:space="preserve">mmap(0x7f10ac1ff000, 24576, PROT_READ|PROT_WRITE, MAP_PRIVATE|MAP_FIXED|MAP_DENYWRITE, 3, 0x215000) = 0x7f10ac1ff000</w:t>
       </w:r>
     </w:p>
     <w:p>
@@ -36617,7 +37865,7 @@
           <w:szCs w:val="28"/>
           <w:rtl w:val="0"/>
         </w:rPr>
-        <w:t xml:space="preserve">mmap(0x7ff8a8940000, 52816, PROT_READ|PROT_WRITE, MAP_PRIVATE|MAP_FIXED|MAP_ANONYMOUS, -1, 0) = 0x7ff8a8940000</w:t>
+        <w:t xml:space="preserve">mmap(0x7f10ac205000, 52816, PROT_READ|PROT_WRITE, MAP_PRIVATE|MAP_FIXED|MAP_ANONYMOUS, -1, 0) = 0x7f10ac205000</w:t>
       </w:r>
     </w:p>
     <w:p>
@@ -36646,18 +37894,20 @@
         <w:ind w:left="283.46456692913375" w:firstLine="0"/>
         <w:rPr>
           <w:rFonts w:ascii="Times New Roman" w:cs="Times New Roman" w:eastAsia="Times New Roman" w:hAnsi="Times New Roman"/>
-          <w:sz w:val="28"/>
-          <w:szCs w:val="28"/>
-        </w:rPr>
-      </w:pPr>
-      <w:r>
-        <w:rPr>
-          <w:rFonts w:ascii="Times New Roman" w:cs="Times New Roman" w:eastAsia="Times New Roman" w:hAnsi="Times New Roman"/>
-          <w:sz w:val="28"/>
-          <w:szCs w:val="28"/>
-          <w:rtl w:val="0"/>
-        </w:rPr>
-        <w:t xml:space="preserve">mmap(NULL, 12288, PROT_READ|PROT_WRITE, MAP_PRIVATE|MAP_ANONYMOUS, -1, 0) = 0x7ff8a8721000</w:t>
+          <w:b w:val="1"/>
+          <w:sz w:val="28"/>
+          <w:szCs w:val="28"/>
+        </w:rPr>
+      </w:pPr>
+      <w:r>
+        <w:rPr>
+          <w:rFonts w:ascii="Times New Roman" w:cs="Times New Roman" w:eastAsia="Times New Roman" w:hAnsi="Times New Roman"/>
+          <w:b w:val="1"/>
+          <w:sz w:val="28"/>
+          <w:szCs w:val="28"/>
+          <w:rtl w:val="0"/>
+        </w:rPr>
+        <w:t xml:space="preserve">mmap(NULL, 12288, PROT_READ|PROT_WRITE, MAP_PRIVATE|MAP_ANONYMOUS, -1, 0) = 0x7f10abfe6000</w:t>
       </w:r>
     </w:p>
     <w:p>
@@ -36677,7 +37927,7 @@
           <w:szCs w:val="28"/>
           <w:rtl w:val="0"/>
         </w:rPr>
-        <w:t xml:space="preserve">arch_prctl(ARCH_SET_FS, 0x7ff8a8721740) = 0</w:t>
+        <w:t xml:space="preserve">arch_prctl(ARCH_SET_FS, 0x7f10abfe6740) = 0</w:t>
       </w:r>
     </w:p>
     <w:p>
@@ -36697,7 +37947,7 @@
           <w:szCs w:val="28"/>
           <w:rtl w:val="0"/>
         </w:rPr>
-        <w:t xml:space="preserve">set_tid_address(0x7ff8a8721a10)         = 7954</w:t>
+        <w:t xml:space="preserve">set_tid_address(0x7f10abfe6a10)         = 8032</w:t>
       </w:r>
     </w:p>
     <w:p>
@@ -36717,7 +37967,7 @@
           <w:szCs w:val="28"/>
           <w:rtl w:val="0"/>
         </w:rPr>
-        <w:t xml:space="preserve">set_robust_list(0x7ff8a8721a20, 24)     = 0</w:t>
+        <w:t xml:space="preserve">set_robust_list(0x7f10abfe6a20, 24)     = 0</w:t>
       </w:r>
     </w:p>
     <w:p>
@@ -36737,7 +37987,7 @@
           <w:szCs w:val="28"/>
           <w:rtl w:val="0"/>
         </w:rPr>
-        <w:t xml:space="preserve">rseq(0x7ff8a87220e0, 0x20, 0, 0x53053053) = 0</w:t>
+        <w:t xml:space="preserve">rseq(0x7f10abfe70e0, 0x20, 0, 0x53053053) = 0</w:t>
       </w:r>
     </w:p>
     <w:p>
@@ -36757,7 +38007,7 @@
           <w:szCs w:val="28"/>
           <w:rtl w:val="0"/>
         </w:rPr>
-        <w:t xml:space="preserve">mprotect(0x7ff8a893a000, 16384, PROT_READ) = 0</w:t>
+        <w:t xml:space="preserve">mprotect(0x7f10ac1ff000, 16384, PROT_READ) = 0</w:t>
       </w:r>
     </w:p>
     <w:p>
@@ -36777,7 +38027,7 @@
           <w:szCs w:val="28"/>
           <w:rtl w:val="0"/>
         </w:rPr>
-        <w:t xml:space="preserve">mprotect(0x55751f81b000, 4096, PROT_READ) = 0</w:t>
+        <w:t xml:space="preserve">mprotect(0x559e63501000, 4096, PROT_READ) = 0</w:t>
       </w:r>
     </w:p>
     <w:p>
@@ -36797,7 +38047,7 @@
           <w:szCs w:val="28"/>
           <w:rtl w:val="0"/>
         </w:rPr>
-        <w:t xml:space="preserve">mprotect(0x7ff8a898e000, 8192, PROT_READ) = 0</w:t>
+        <w:t xml:space="preserve">mprotect(0x7f10ac253000, 8192, PROT_READ) = 0</w:t>
       </w:r>
     </w:p>
     <w:p>
@@ -36826,86 +38076,6 @@
         <w:ind w:left="283.46456692913375" w:firstLine="0"/>
         <w:rPr>
           <w:rFonts w:ascii="Times New Roman" w:cs="Times New Roman" w:eastAsia="Times New Roman" w:hAnsi="Times New Roman"/>
-          <w:sz w:val="28"/>
-          <w:szCs w:val="28"/>
-        </w:rPr>
-      </w:pPr>
-      <w:r>
-        <w:rPr>
-          <w:rFonts w:ascii="Times New Roman" w:cs="Times New Roman" w:eastAsia="Times New Roman" w:hAnsi="Times New Roman"/>
-          <w:sz w:val="28"/>
-          <w:szCs w:val="28"/>
-          <w:rtl w:val="0"/>
-        </w:rPr>
-        <w:t xml:space="preserve">munmap(0x7ff8a894d000, 24583)           = 0</w:t>
-      </w:r>
-    </w:p>
-    <w:p>
-      <w:pPr>
-        <w:spacing w:before="8" w:line="360" w:lineRule="auto"/>
-        <w:ind w:left="283.46456692913375" w:firstLine="0"/>
-        <w:rPr>
-          <w:rFonts w:ascii="Times New Roman" w:cs="Times New Roman" w:eastAsia="Times New Roman" w:hAnsi="Times New Roman"/>
-          <w:sz w:val="28"/>
-          <w:szCs w:val="28"/>
-        </w:rPr>
-      </w:pPr>
-      <w:r>
-        <w:rPr>
-          <w:rFonts w:ascii="Times New Roman" w:cs="Times New Roman" w:eastAsia="Times New Roman" w:hAnsi="Times New Roman"/>
-          <w:sz w:val="28"/>
-          <w:szCs w:val="28"/>
-          <w:rtl w:val="0"/>
-        </w:rPr>
-        <w:t xml:space="preserve">getrandom("\xac\xa0\x78\x10\x95\xe5\xa8\xb7", 8, GRND_NONBLOCK) = 8</w:t>
-      </w:r>
-    </w:p>
-    <w:p>
-      <w:pPr>
-        <w:spacing w:before="8" w:line="360" w:lineRule="auto"/>
-        <w:ind w:left="283.46456692913375" w:firstLine="0"/>
-        <w:rPr>
-          <w:rFonts w:ascii="Times New Roman" w:cs="Times New Roman" w:eastAsia="Times New Roman" w:hAnsi="Times New Roman"/>
-          <w:sz w:val="28"/>
-          <w:szCs w:val="28"/>
-        </w:rPr>
-      </w:pPr>
-      <w:r>
-        <w:rPr>
-          <w:rFonts w:ascii="Times New Roman" w:cs="Times New Roman" w:eastAsia="Times New Roman" w:hAnsi="Times New Roman"/>
-          <w:sz w:val="28"/>
-          <w:szCs w:val="28"/>
-          <w:rtl w:val="0"/>
-        </w:rPr>
-        <w:t xml:space="preserve">brk(NULL)                               = 0x55752091c000</w:t>
-      </w:r>
-    </w:p>
-    <w:p>
-      <w:pPr>
-        <w:spacing w:before="8" w:line="360" w:lineRule="auto"/>
-        <w:ind w:left="283.46456692913375" w:firstLine="0"/>
-        <w:rPr>
-          <w:rFonts w:ascii="Times New Roman" w:cs="Times New Roman" w:eastAsia="Times New Roman" w:hAnsi="Times New Roman"/>
-          <w:sz w:val="28"/>
-          <w:szCs w:val="28"/>
-        </w:rPr>
-      </w:pPr>
-      <w:r>
-        <w:rPr>
-          <w:rFonts w:ascii="Times New Roman" w:cs="Times New Roman" w:eastAsia="Times New Roman" w:hAnsi="Times New Roman"/>
-          <w:sz w:val="28"/>
-          <w:szCs w:val="28"/>
-          <w:rtl w:val="0"/>
-        </w:rPr>
-        <w:t xml:space="preserve">brk(0x55752093d000)                     = 0x55752093d000</w:t>
-      </w:r>
-    </w:p>
-    <w:p>
-      <w:pPr>
-        <w:spacing w:before="8" w:line="360" w:lineRule="auto"/>
-        <w:ind w:left="283.46456692913375" w:firstLine="0"/>
-        <w:rPr>
-          <w:rFonts w:ascii="Times New Roman" w:cs="Times New Roman" w:eastAsia="Times New Roman" w:hAnsi="Times New Roman"/>
           <w:b w:val="1"/>
           <w:sz w:val="28"/>
           <w:szCs w:val="28"/>
@@ -36915,1178 +38085,6 @@
         <w:rPr>
           <w:rFonts w:ascii="Times New Roman" w:cs="Times New Roman" w:eastAsia="Times New Roman" w:hAnsi="Times New Roman"/>
           <w:b w:val="1"/>
-          <w:sz w:val="28"/>
-          <w:szCs w:val="28"/>
-          <w:rtl w:val="0"/>
-        </w:rPr>
-        <w:t xml:space="preserve">openat(AT_FDCWD, "./freeblocks.so", O_RDONLY|O_CLOEXEC) = 3</w:t>
-      </w:r>
-    </w:p>
-    <w:p>
-      <w:pPr>
-        <w:spacing w:before="8" w:line="360" w:lineRule="auto"/>
-        <w:ind w:left="283.46456692913375" w:firstLine="0"/>
-        <w:rPr>
-          <w:rFonts w:ascii="Times New Roman" w:cs="Times New Roman" w:eastAsia="Times New Roman" w:hAnsi="Times New Roman"/>
-          <w:sz w:val="28"/>
-          <w:szCs w:val="28"/>
-        </w:rPr>
-      </w:pPr>
-      <w:r>
-        <w:rPr>
-          <w:rFonts w:ascii="Times New Roman" w:cs="Times New Roman" w:eastAsia="Times New Roman" w:hAnsi="Times New Roman"/>
-          <w:sz w:val="28"/>
-          <w:szCs w:val="28"/>
-          <w:rtl w:val="0"/>
-        </w:rPr>
-        <w:t xml:space="preserve">read(3, "\177ELF\2\1\1\0\0\0\0\0\0\0\0\0\3\0&gt;\0\1\0\0\0\0\0\0\0\0\0\0\0"..., 832) = 832</w:t>
-      </w:r>
-    </w:p>
-    <w:p>
-      <w:pPr>
-        <w:spacing w:before="8" w:line="360" w:lineRule="auto"/>
-        <w:ind w:left="283.46456692913375" w:firstLine="0"/>
-        <w:rPr>
-          <w:rFonts w:ascii="Times New Roman" w:cs="Times New Roman" w:eastAsia="Times New Roman" w:hAnsi="Times New Roman"/>
-          <w:sz w:val="28"/>
-          <w:szCs w:val="28"/>
-        </w:rPr>
-      </w:pPr>
-      <w:r>
-        <w:rPr>
-          <w:rFonts w:ascii="Times New Roman" w:cs="Times New Roman" w:eastAsia="Times New Roman" w:hAnsi="Times New Roman"/>
-          <w:sz w:val="28"/>
-          <w:szCs w:val="28"/>
-          <w:rtl w:val="0"/>
-        </w:rPr>
-        <w:t xml:space="preserve">newfstatat(3, "", {st_mode=S_IFREG|0755, st_size=15640, ...}, AT_EMPTY_PATH) = 0</w:t>
-      </w:r>
-    </w:p>
-    <w:p>
-      <w:pPr>
-        <w:spacing w:before="8" w:line="360" w:lineRule="auto"/>
-        <w:ind w:left="283.46456692913375" w:firstLine="0"/>
-        <w:rPr>
-          <w:rFonts w:ascii="Times New Roman" w:cs="Times New Roman" w:eastAsia="Times New Roman" w:hAnsi="Times New Roman"/>
-          <w:sz w:val="28"/>
-          <w:szCs w:val="28"/>
-        </w:rPr>
-      </w:pPr>
-      <w:r>
-        <w:rPr>
-          <w:rFonts w:ascii="Times New Roman" w:cs="Times New Roman" w:eastAsia="Times New Roman" w:hAnsi="Times New Roman"/>
-          <w:sz w:val="28"/>
-          <w:szCs w:val="28"/>
-          <w:rtl w:val="0"/>
-        </w:rPr>
-        <w:t xml:space="preserve">getcwd("/home/ali_/OS_2/lab_4/src", 128) = 26</w:t>
-      </w:r>
-    </w:p>
-    <w:p>
-      <w:pPr>
-        <w:spacing w:before="8" w:line="360" w:lineRule="auto"/>
-        <w:ind w:left="283.46456692913375" w:firstLine="0"/>
-        <w:rPr>
-          <w:rFonts w:ascii="Times New Roman" w:cs="Times New Roman" w:eastAsia="Times New Roman" w:hAnsi="Times New Roman"/>
-          <w:b w:val="1"/>
-          <w:sz w:val="28"/>
-          <w:szCs w:val="28"/>
-        </w:rPr>
-      </w:pPr>
-      <w:r>
-        <w:rPr>
-          <w:rFonts w:ascii="Times New Roman" w:cs="Times New Roman" w:eastAsia="Times New Roman" w:hAnsi="Times New Roman"/>
-          <w:b w:val="1"/>
-          <w:sz w:val="28"/>
-          <w:szCs w:val="28"/>
-          <w:rtl w:val="0"/>
-        </w:rPr>
-        <w:t xml:space="preserve">mmap(NULL, 16432, PROT_READ, MAP_PRIVATE|MAP_DENYWRITE, 3, 0) = 0x7ff8a894f000</w:t>
-      </w:r>
-    </w:p>
-    <w:p>
-      <w:pPr>
-        <w:spacing w:before="8" w:line="360" w:lineRule="auto"/>
-        <w:ind w:left="283.46456692913375" w:firstLine="0"/>
-        <w:rPr>
-          <w:rFonts w:ascii="Times New Roman" w:cs="Times New Roman" w:eastAsia="Times New Roman" w:hAnsi="Times New Roman"/>
-          <w:b w:val="1"/>
-          <w:sz w:val="28"/>
-          <w:szCs w:val="28"/>
-        </w:rPr>
-      </w:pPr>
-      <w:r>
-        <w:rPr>
-          <w:rFonts w:ascii="Times New Roman" w:cs="Times New Roman" w:eastAsia="Times New Roman" w:hAnsi="Times New Roman"/>
-          <w:b w:val="1"/>
-          <w:sz w:val="28"/>
-          <w:szCs w:val="28"/>
-          <w:rtl w:val="0"/>
-        </w:rPr>
-        <w:t xml:space="preserve">mmap(0x7ff8a8950000, 4096, PROT_READ|PROT_EXEC, MAP_PRIVATE|MAP_FIXED|MAP_DENYWRITE, 3, 0x1000) = 0x7ff8a8950000</w:t>
-      </w:r>
-    </w:p>
-    <w:p>
-      <w:pPr>
-        <w:spacing w:before="8" w:line="360" w:lineRule="auto"/>
-        <w:ind w:left="283.46456692913375" w:firstLine="0"/>
-        <w:rPr>
-          <w:rFonts w:ascii="Times New Roman" w:cs="Times New Roman" w:eastAsia="Times New Roman" w:hAnsi="Times New Roman"/>
-          <w:b w:val="1"/>
-          <w:sz w:val="28"/>
-          <w:szCs w:val="28"/>
-        </w:rPr>
-      </w:pPr>
-      <w:r>
-        <w:rPr>
-          <w:rFonts w:ascii="Times New Roman" w:cs="Times New Roman" w:eastAsia="Times New Roman" w:hAnsi="Times New Roman"/>
-          <w:b w:val="1"/>
-          <w:sz w:val="28"/>
-          <w:szCs w:val="28"/>
-          <w:rtl w:val="0"/>
-        </w:rPr>
-        <w:t xml:space="preserve">mmap(0x7ff8a8951000, 4096, PROT_READ, MAP_PRIVATE|MAP_FIXED|MAP_DENYWRITE, 3, 0x2000) = 0x7ff8a8951000</w:t>
-      </w:r>
-    </w:p>
-    <w:p>
-      <w:pPr>
-        <w:spacing w:before="8" w:line="360" w:lineRule="auto"/>
-        <w:ind w:left="283.46456692913375" w:firstLine="0"/>
-        <w:rPr>
-          <w:rFonts w:ascii="Times New Roman" w:cs="Times New Roman" w:eastAsia="Times New Roman" w:hAnsi="Times New Roman"/>
-          <w:b w:val="1"/>
-          <w:sz w:val="28"/>
-          <w:szCs w:val="28"/>
-        </w:rPr>
-      </w:pPr>
-      <w:r>
-        <w:rPr>
-          <w:rFonts w:ascii="Times New Roman" w:cs="Times New Roman" w:eastAsia="Times New Roman" w:hAnsi="Times New Roman"/>
-          <w:b w:val="1"/>
-          <w:sz w:val="28"/>
-          <w:szCs w:val="28"/>
-          <w:rtl w:val="0"/>
-        </w:rPr>
-        <w:t xml:space="preserve">mmap(0x7ff8a8952000, 8192, PROT_READ|PROT_WRITE, MAP_PRIVATE|MAP_FIXED|MAP_DENYWRITE, 3, 0x2000) = 0x7ff8a8952000</w:t>
-      </w:r>
-    </w:p>
-    <w:p>
-      <w:pPr>
-        <w:spacing w:before="8" w:line="360" w:lineRule="auto"/>
-        <w:ind w:left="283.46456692913375" w:firstLine="0"/>
-        <w:rPr>
-          <w:rFonts w:ascii="Times New Roman" w:cs="Times New Roman" w:eastAsia="Times New Roman" w:hAnsi="Times New Roman"/>
-          <w:b w:val="1"/>
-          <w:sz w:val="28"/>
-          <w:szCs w:val="28"/>
-        </w:rPr>
-      </w:pPr>
-      <w:r>
-        <w:rPr>
-          <w:rFonts w:ascii="Times New Roman" w:cs="Times New Roman" w:eastAsia="Times New Roman" w:hAnsi="Times New Roman"/>
-          <w:b w:val="1"/>
-          <w:sz w:val="28"/>
-          <w:szCs w:val="28"/>
-          <w:rtl w:val="0"/>
-        </w:rPr>
-        <w:t xml:space="preserve">close(3)                                = 0</w:t>
-      </w:r>
-    </w:p>
-    <w:p>
-      <w:pPr>
-        <w:spacing w:before="8" w:line="360" w:lineRule="auto"/>
-        <w:ind w:left="283.46456692913375" w:firstLine="0"/>
-        <w:rPr>
-          <w:rFonts w:ascii="Times New Roman" w:cs="Times New Roman" w:eastAsia="Times New Roman" w:hAnsi="Times New Roman"/>
-          <w:sz w:val="28"/>
-          <w:szCs w:val="28"/>
-        </w:rPr>
-      </w:pPr>
-      <w:r>
-        <w:rPr>
-          <w:rFonts w:ascii="Times New Roman" w:cs="Times New Roman" w:eastAsia="Times New Roman" w:hAnsi="Times New Roman"/>
-          <w:sz w:val="28"/>
-          <w:szCs w:val="28"/>
-          <w:rtl w:val="0"/>
-        </w:rPr>
-        <w:t xml:space="preserve">mprotect(0x7ff8a8952000, 4096, PROT_READ) = 0</w:t>
-      </w:r>
-    </w:p>
-    <w:p>
-      <w:pPr>
-        <w:spacing w:before="8" w:line="360" w:lineRule="auto"/>
-        <w:ind w:left="283.46456692913375" w:firstLine="0"/>
-        <w:rPr>
-          <w:rFonts w:ascii="Times New Roman" w:cs="Times New Roman" w:eastAsia="Times New Roman" w:hAnsi="Times New Roman"/>
-          <w:sz w:val="28"/>
-          <w:szCs w:val="28"/>
-        </w:rPr>
-      </w:pPr>
-      <w:r>
-        <w:rPr>
-          <w:rFonts w:ascii="Times New Roman" w:cs="Times New Roman" w:eastAsia="Times New Roman" w:hAnsi="Times New Roman"/>
-          <w:sz w:val="28"/>
-          <w:szCs w:val="28"/>
-          <w:rtl w:val="0"/>
-        </w:rPr>
-        <w:t xml:space="preserve">mmap(NULL, 1024, PROT_READ|PROT_WRITE, MAP_PRIVATE|MAP_ANONYMOUS, -1, 0) = 0x7ff8a898d000</w:t>
-      </w:r>
-    </w:p>
-    <w:p>
-      <w:pPr>
-        <w:spacing w:before="8" w:line="360" w:lineRule="auto"/>
-        <w:ind w:left="283.46456692913375" w:firstLine="0"/>
-        <w:rPr>
-          <w:rFonts w:ascii="Times New Roman" w:cs="Times New Roman" w:eastAsia="Times New Roman" w:hAnsi="Times New Roman"/>
-          <w:sz w:val="28"/>
-          <w:szCs w:val="28"/>
-        </w:rPr>
-      </w:pPr>
-      <w:r>
-        <w:rPr>
-          <w:rFonts w:ascii="Times New Roman" w:cs="Times New Roman" w:eastAsia="Times New Roman" w:hAnsi="Times New Roman"/>
-          <w:sz w:val="28"/>
-          <w:szCs w:val="28"/>
-          <w:rtl w:val="0"/>
-        </w:rPr>
-        <w:t xml:space="preserve">write(1, "Allocated int_block with value 4"..., 35Allocated int_block with value 42</w:t>
-      </w:r>
-    </w:p>
-    <w:p>
-      <w:pPr>
-        <w:spacing w:before="8" w:line="360" w:lineRule="auto"/>
-        <w:ind w:left="283.46456692913375" w:firstLine="0"/>
-        <w:rPr>
-          <w:rFonts w:ascii="Times New Roman" w:cs="Times New Roman" w:eastAsia="Times New Roman" w:hAnsi="Times New Roman"/>
-          <w:sz w:val="28"/>
-          <w:szCs w:val="28"/>
-        </w:rPr>
-      </w:pPr>
-      <w:r>
-        <w:rPr>
-          <w:rFonts w:ascii="Times New Roman" w:cs="Times New Roman" w:eastAsia="Times New Roman" w:hAnsi="Times New Roman"/>
-          <w:sz w:val="28"/>
-          <w:szCs w:val="28"/>
-          <w:rtl w:val="0"/>
-        </w:rPr>
-        <w:t xml:space="preserve">) = 35</w:t>
-      </w:r>
-    </w:p>
-    <w:p>
-      <w:pPr>
-        <w:spacing w:before="8" w:line="360" w:lineRule="auto"/>
-        <w:ind w:left="283.46456692913375" w:firstLine="0"/>
-        <w:rPr>
-          <w:rFonts w:ascii="Times New Roman" w:cs="Times New Roman" w:eastAsia="Times New Roman" w:hAnsi="Times New Roman"/>
-          <w:sz w:val="28"/>
-          <w:szCs w:val="28"/>
-        </w:rPr>
-      </w:pPr>
-      <w:r>
-        <w:rPr>
-          <w:rFonts w:ascii="Times New Roman" w:cs="Times New Roman" w:eastAsia="Times New Roman" w:hAnsi="Times New Roman"/>
-          <w:sz w:val="28"/>
-          <w:szCs w:val="28"/>
-          <w:rtl w:val="0"/>
-        </w:rPr>
-        <w:t xml:space="preserve">write(1, "Allocated float_block with value"..., 39Allocated float_block with value 3.14</w:t>
-      </w:r>
-    </w:p>
-    <w:p>
-      <w:pPr>
-        <w:spacing w:before="8" w:line="360" w:lineRule="auto"/>
-        <w:ind w:left="283.46456692913375" w:firstLine="0"/>
-        <w:rPr>
-          <w:rFonts w:ascii="Times New Roman" w:cs="Times New Roman" w:eastAsia="Times New Roman" w:hAnsi="Times New Roman"/>
-          <w:sz w:val="28"/>
-          <w:szCs w:val="28"/>
-        </w:rPr>
-      </w:pPr>
-      <w:r>
-        <w:rPr>
-          <w:rFonts w:ascii="Times New Roman" w:cs="Times New Roman" w:eastAsia="Times New Roman" w:hAnsi="Times New Roman"/>
-          <w:sz w:val="28"/>
-          <w:szCs w:val="28"/>
-          <w:rtl w:val="0"/>
-        </w:rPr>
-        <w:t xml:space="preserve">) = 39</w:t>
-      </w:r>
-    </w:p>
-    <w:p>
-      <w:pPr>
-        <w:spacing w:before="8" w:line="360" w:lineRule="auto"/>
-        <w:ind w:left="283.46456692913375" w:firstLine="0"/>
-        <w:rPr>
-          <w:rFonts w:ascii="Times New Roman" w:cs="Times New Roman" w:eastAsia="Times New Roman" w:hAnsi="Times New Roman"/>
-          <w:sz w:val="28"/>
-          <w:szCs w:val="28"/>
-        </w:rPr>
-      </w:pPr>
-      <w:r>
-        <w:rPr>
-          <w:rFonts w:ascii="Times New Roman" w:cs="Times New Roman" w:eastAsia="Times New Roman" w:hAnsi="Times New Roman"/>
-          <w:sz w:val="28"/>
-          <w:szCs w:val="28"/>
-          <w:rtl w:val="0"/>
-        </w:rPr>
-        <w:t xml:space="preserve">write(1, "Freed int_block\n\0", 17Freed int_block</w:t>
-      </w:r>
-    </w:p>
-    <w:p>
-      <w:pPr>
-        <w:spacing w:before="8" w:line="360" w:lineRule="auto"/>
-        <w:ind w:left="283.46456692913375" w:firstLine="0"/>
-        <w:rPr>
-          <w:rFonts w:ascii="Times New Roman" w:cs="Times New Roman" w:eastAsia="Times New Roman" w:hAnsi="Times New Roman"/>
-          <w:sz w:val="28"/>
-          <w:szCs w:val="28"/>
-        </w:rPr>
-      </w:pPr>
-      <w:r>
-        <w:rPr>
-          <w:rFonts w:ascii="Times New Roman" w:cs="Times New Roman" w:eastAsia="Times New Roman" w:hAnsi="Times New Roman"/>
-          <w:sz w:val="28"/>
-          <w:szCs w:val="28"/>
-          <w:rtl w:val="0"/>
-        </w:rPr>
-        <w:t xml:space="preserve">)     = 17</w:t>
-      </w:r>
-    </w:p>
-    <w:p>
-      <w:pPr>
-        <w:spacing w:before="8" w:line="360" w:lineRule="auto"/>
-        <w:ind w:left="283.46456692913375" w:firstLine="0"/>
-        <w:rPr>
-          <w:rFonts w:ascii="Times New Roman" w:cs="Times New Roman" w:eastAsia="Times New Roman" w:hAnsi="Times New Roman"/>
-          <w:sz w:val="28"/>
-          <w:szCs w:val="28"/>
-        </w:rPr>
-      </w:pPr>
-      <w:r>
-        <w:rPr>
-          <w:rFonts w:ascii="Times New Roman" w:cs="Times New Roman" w:eastAsia="Times New Roman" w:hAnsi="Times New Roman"/>
-          <w:sz w:val="28"/>
-          <w:szCs w:val="28"/>
-          <w:rtl w:val="0"/>
-        </w:rPr>
-        <w:t xml:space="preserve">write(1, "Freed float_block\n\0", 19Freed float_block</w:t>
-      </w:r>
-    </w:p>
-    <w:p>
-      <w:pPr>
-        <w:spacing w:before="8" w:line="360" w:lineRule="auto"/>
-        <w:ind w:left="283.46456692913375" w:firstLine="0"/>
-        <w:rPr>
-          <w:rFonts w:ascii="Times New Roman" w:cs="Times New Roman" w:eastAsia="Times New Roman" w:hAnsi="Times New Roman"/>
-          <w:sz w:val="28"/>
-          <w:szCs w:val="28"/>
-        </w:rPr>
-      </w:pPr>
-      <w:r>
-        <w:rPr>
-          <w:rFonts w:ascii="Times New Roman" w:cs="Times New Roman" w:eastAsia="Times New Roman" w:hAnsi="Times New Roman"/>
-          <w:sz w:val="28"/>
-          <w:szCs w:val="28"/>
-          <w:rtl w:val="0"/>
-        </w:rPr>
-        <w:t xml:space="preserve">)   = 19</w:t>
-      </w:r>
-    </w:p>
-    <w:p>
-      <w:pPr>
-        <w:spacing w:before="8" w:line="360" w:lineRule="auto"/>
-        <w:ind w:left="283.46456692913375" w:firstLine="0"/>
-        <w:rPr>
-          <w:rFonts w:ascii="Times New Roman" w:cs="Times New Roman" w:eastAsia="Times New Roman" w:hAnsi="Times New Roman"/>
-          <w:sz w:val="28"/>
-          <w:szCs w:val="28"/>
-        </w:rPr>
-      </w:pPr>
-      <w:r>
-        <w:rPr>
-          <w:rFonts w:ascii="Times New Roman" w:cs="Times New Roman" w:eastAsia="Times New Roman" w:hAnsi="Times New Roman"/>
-          <w:sz w:val="28"/>
-          <w:szCs w:val="28"/>
-          <w:rtl w:val="0"/>
-        </w:rPr>
-        <w:t xml:space="preserve">write(1, "Allocator destroyed\n\0", 21Allocator destroyed</w:t>
-      </w:r>
-    </w:p>
-    <w:p>
-      <w:pPr>
-        <w:spacing w:before="8" w:line="360" w:lineRule="auto"/>
-        <w:ind w:left="283.46456692913375" w:firstLine="0"/>
-        <w:rPr>
-          <w:rFonts w:ascii="Times New Roman" w:cs="Times New Roman" w:eastAsia="Times New Roman" w:hAnsi="Times New Roman"/>
-          <w:sz w:val="28"/>
-          <w:szCs w:val="28"/>
-        </w:rPr>
-      </w:pPr>
-      <w:r>
-        <w:rPr>
-          <w:rFonts w:ascii="Times New Roman" w:cs="Times New Roman" w:eastAsia="Times New Roman" w:hAnsi="Times New Roman"/>
-          <w:sz w:val="28"/>
-          <w:szCs w:val="28"/>
-          <w:rtl w:val="0"/>
-        </w:rPr>
-        <w:t xml:space="preserve">) = 21</w:t>
-      </w:r>
-    </w:p>
-    <w:p>
-      <w:pPr>
-        <w:spacing w:before="8" w:line="360" w:lineRule="auto"/>
-        <w:ind w:left="283.46456692913375" w:firstLine="0"/>
-        <w:rPr>
-          <w:rFonts w:ascii="Times New Roman" w:cs="Times New Roman" w:eastAsia="Times New Roman" w:hAnsi="Times New Roman"/>
-          <w:sz w:val="28"/>
-          <w:szCs w:val="28"/>
-        </w:rPr>
-      </w:pPr>
-      <w:r>
-        <w:rPr>
-          <w:rFonts w:ascii="Times New Roman" w:cs="Times New Roman" w:eastAsia="Times New Roman" w:hAnsi="Times New Roman"/>
-          <w:sz w:val="28"/>
-          <w:szCs w:val="28"/>
-          <w:rtl w:val="0"/>
-        </w:rPr>
-        <w:t xml:space="preserve">munmap(0x7ff8a894f000, 16432)           = 0</w:t>
-      </w:r>
-    </w:p>
-    <w:p>
-      <w:pPr>
-        <w:spacing w:before="8" w:line="360" w:lineRule="auto"/>
-        <w:ind w:left="283.46456692913375" w:firstLine="0"/>
-        <w:rPr>
-          <w:rFonts w:ascii="Times New Roman" w:cs="Times New Roman" w:eastAsia="Times New Roman" w:hAnsi="Times New Roman"/>
-          <w:b w:val="1"/>
-          <w:sz w:val="28"/>
-          <w:szCs w:val="28"/>
-        </w:rPr>
-      </w:pPr>
-      <w:r>
-        <w:rPr>
-          <w:rFonts w:ascii="Times New Roman" w:cs="Times New Roman" w:eastAsia="Times New Roman" w:hAnsi="Times New Roman"/>
-          <w:b w:val="1"/>
-          <w:sz w:val="28"/>
-          <w:szCs w:val="28"/>
-          <w:rtl w:val="0"/>
-        </w:rPr>
-        <w:t xml:space="preserve">munmap(0x7ff8a898d000, 1024)            = 0</w:t>
-      </w:r>
-    </w:p>
-    <w:p>
-      <w:pPr>
-        <w:spacing w:before="8" w:line="360" w:lineRule="auto"/>
-        <w:ind w:left="283.46456692913375" w:firstLine="0"/>
-        <w:rPr>
-          <w:rFonts w:ascii="Times New Roman" w:cs="Times New Roman" w:eastAsia="Times New Roman" w:hAnsi="Times New Roman"/>
-          <w:sz w:val="28"/>
-          <w:szCs w:val="28"/>
-        </w:rPr>
-      </w:pPr>
-      <w:r>
-        <w:rPr>
-          <w:rFonts w:ascii="Times New Roman" w:cs="Times New Roman" w:eastAsia="Times New Roman" w:hAnsi="Times New Roman"/>
-          <w:sz w:val="28"/>
-          <w:szCs w:val="28"/>
-          <w:rtl w:val="0"/>
-        </w:rPr>
-        <w:t xml:space="preserve">exit_group(0)                           = ?</w:t>
-      </w:r>
-    </w:p>
-    <w:p>
-      <w:pPr>
-        <w:spacing w:before="8" w:line="360" w:lineRule="auto"/>
-        <w:ind w:left="283.46456692913375" w:firstLine="0"/>
-        <w:rPr>
-          <w:rFonts w:ascii="Times New Roman" w:cs="Times New Roman" w:eastAsia="Times New Roman" w:hAnsi="Times New Roman"/>
-          <w:sz w:val="28"/>
-          <w:szCs w:val="28"/>
-        </w:rPr>
-      </w:pPr>
-      <w:r>
-        <w:rPr>
-          <w:rFonts w:ascii="Times New Roman" w:cs="Times New Roman" w:eastAsia="Times New Roman" w:hAnsi="Times New Roman"/>
-          <w:sz w:val="28"/>
-          <w:szCs w:val="28"/>
-          <w:rtl w:val="0"/>
-        </w:rPr>
-        <w:t xml:space="preserve">+++ exited with 0 +++</w:t>
-      </w:r>
-    </w:p>
-    <w:p>
-      <w:pPr>
-        <w:spacing w:before="8" w:line="360" w:lineRule="auto"/>
-        <w:ind w:left="283.46456692913375" w:firstLine="0"/>
-        <w:rPr>
-          <w:rFonts w:ascii="Times New Roman" w:cs="Times New Roman" w:eastAsia="Times New Roman" w:hAnsi="Times New Roman"/>
-          <w:sz w:val="28"/>
-          <w:szCs w:val="28"/>
-        </w:rPr>
-      </w:pPr>
-      <w:r>
-        <w:rPr>
-          <w:rFonts w:ascii="Times New Roman" w:cs="Times New Roman" w:eastAsia="Times New Roman" w:hAnsi="Times New Roman"/>
-          <w:sz w:val="28"/>
-          <w:szCs w:val="28"/>
-          <w:rtl w:val="0"/>
-        </w:rPr>
-        <w:t xml:space="preserve">ali_@LAPTOP-TG8SK2OI:~/OS_2/lab_4/src$ strace ./main </w:t>
-      </w:r>
-    </w:p>
-    <w:p>
-      <w:pPr>
-        <w:spacing w:before="8" w:line="360" w:lineRule="auto"/>
-        <w:ind w:left="283.46456692913375" w:firstLine="0"/>
-        <w:rPr>
-          <w:rFonts w:ascii="Times New Roman" w:cs="Times New Roman" w:eastAsia="Times New Roman" w:hAnsi="Times New Roman"/>
-          <w:sz w:val="28"/>
-          <w:szCs w:val="28"/>
-        </w:rPr>
-      </w:pPr>
-      <w:r>
-        <w:rPr>
-          <w:rFonts w:ascii="Times New Roman" w:cs="Times New Roman" w:eastAsia="Times New Roman" w:hAnsi="Times New Roman"/>
-          <w:sz w:val="28"/>
-          <w:szCs w:val="28"/>
-          <w:rtl w:val="0"/>
-        </w:rPr>
-        <w:t xml:space="preserve">execve("./main", ["./main"], 0x7ffd299d83f0 /* 29 vars */) = 0</w:t>
-      </w:r>
-    </w:p>
-    <w:p>
-      <w:pPr>
-        <w:spacing w:before="8" w:line="360" w:lineRule="auto"/>
-        <w:ind w:left="283.46456692913375" w:firstLine="0"/>
-        <w:rPr>
-          <w:rFonts w:ascii="Times New Roman" w:cs="Times New Roman" w:eastAsia="Times New Roman" w:hAnsi="Times New Roman"/>
-          <w:sz w:val="28"/>
-          <w:szCs w:val="28"/>
-        </w:rPr>
-      </w:pPr>
-      <w:r>
-        <w:rPr>
-          <w:rFonts w:ascii="Times New Roman" w:cs="Times New Roman" w:eastAsia="Times New Roman" w:hAnsi="Times New Roman"/>
-          <w:sz w:val="28"/>
-          <w:szCs w:val="28"/>
-          <w:rtl w:val="0"/>
-        </w:rPr>
-        <w:t xml:space="preserve">brk(NULL)                               = 0x559e653d3000</w:t>
-      </w:r>
-    </w:p>
-    <w:p>
-      <w:pPr>
-        <w:spacing w:before="8" w:line="360" w:lineRule="auto"/>
-        <w:ind w:left="283.46456692913375" w:firstLine="0"/>
-        <w:rPr>
-          <w:rFonts w:ascii="Times New Roman" w:cs="Times New Roman" w:eastAsia="Times New Roman" w:hAnsi="Times New Roman"/>
-          <w:sz w:val="28"/>
-          <w:szCs w:val="28"/>
-        </w:rPr>
-      </w:pPr>
-      <w:r>
-        <w:rPr>
-          <w:rFonts w:ascii="Times New Roman" w:cs="Times New Roman" w:eastAsia="Times New Roman" w:hAnsi="Times New Roman"/>
-          <w:sz w:val="28"/>
-          <w:szCs w:val="28"/>
-          <w:rtl w:val="0"/>
-        </w:rPr>
-        <w:t xml:space="preserve">arch_prctl(0x3001 /* ARCH_??? */, 0x7ffd437526d0) = -1 EINVAL (Invalid argument)</w:t>
-      </w:r>
-    </w:p>
-    <w:p>
-      <w:pPr>
-        <w:spacing w:before="8" w:line="360" w:lineRule="auto"/>
-        <w:ind w:left="283.46456692913375" w:firstLine="0"/>
-        <w:rPr>
-          <w:rFonts w:ascii="Times New Roman" w:cs="Times New Roman" w:eastAsia="Times New Roman" w:hAnsi="Times New Roman"/>
-          <w:sz w:val="28"/>
-          <w:szCs w:val="28"/>
-        </w:rPr>
-      </w:pPr>
-      <w:r>
-        <w:rPr>
-          <w:rFonts w:ascii="Times New Roman" w:cs="Times New Roman" w:eastAsia="Times New Roman" w:hAnsi="Times New Roman"/>
-          <w:sz w:val="28"/>
-          <w:szCs w:val="28"/>
-          <w:rtl w:val="0"/>
-        </w:rPr>
-        <w:t xml:space="preserve">mmap(NULL, 8192, PROT_READ|PROT_WRITE, MAP_PRIVATE|MAP_ANONYMOUS, -1, 0) = 0x7f10ac219000</w:t>
-      </w:r>
-    </w:p>
-    <w:p>
-      <w:pPr>
-        <w:spacing w:before="8" w:line="360" w:lineRule="auto"/>
-        <w:ind w:left="283.46456692913375" w:firstLine="0"/>
-        <w:rPr>
-          <w:rFonts w:ascii="Times New Roman" w:cs="Times New Roman" w:eastAsia="Times New Roman" w:hAnsi="Times New Roman"/>
-          <w:sz w:val="28"/>
-          <w:szCs w:val="28"/>
-        </w:rPr>
-      </w:pPr>
-      <w:r>
-        <w:rPr>
-          <w:rFonts w:ascii="Times New Roman" w:cs="Times New Roman" w:eastAsia="Times New Roman" w:hAnsi="Times New Roman"/>
-          <w:sz w:val="28"/>
-          <w:szCs w:val="28"/>
-          <w:rtl w:val="0"/>
-        </w:rPr>
-        <w:t xml:space="preserve">access("/etc/ld.so.preload", R_OK)      = -1 ENOENT (No such file or directory)</w:t>
-      </w:r>
-    </w:p>
-    <w:p>
-      <w:pPr>
-        <w:spacing w:before="8" w:line="360" w:lineRule="auto"/>
-        <w:ind w:left="283.46456692913375" w:firstLine="0"/>
-        <w:rPr>
-          <w:rFonts w:ascii="Times New Roman" w:cs="Times New Roman" w:eastAsia="Times New Roman" w:hAnsi="Times New Roman"/>
-          <w:sz w:val="28"/>
-          <w:szCs w:val="28"/>
-        </w:rPr>
-      </w:pPr>
-      <w:r>
-        <w:rPr>
-          <w:rFonts w:ascii="Times New Roman" w:cs="Times New Roman" w:eastAsia="Times New Roman" w:hAnsi="Times New Roman"/>
-          <w:sz w:val="28"/>
-          <w:szCs w:val="28"/>
-          <w:rtl w:val="0"/>
-        </w:rPr>
-        <w:t xml:space="preserve">openat(AT_FDCWD, "/etc/ld.so.cache", O_RDONLY|O_CLOEXEC) = 3</w:t>
-      </w:r>
-    </w:p>
-    <w:p>
-      <w:pPr>
-        <w:spacing w:before="8" w:line="360" w:lineRule="auto"/>
-        <w:ind w:left="283.46456692913375" w:firstLine="0"/>
-        <w:rPr>
-          <w:rFonts w:ascii="Times New Roman" w:cs="Times New Roman" w:eastAsia="Times New Roman" w:hAnsi="Times New Roman"/>
-          <w:sz w:val="28"/>
-          <w:szCs w:val="28"/>
-        </w:rPr>
-      </w:pPr>
-      <w:r>
-        <w:rPr>
-          <w:rFonts w:ascii="Times New Roman" w:cs="Times New Roman" w:eastAsia="Times New Roman" w:hAnsi="Times New Roman"/>
-          <w:sz w:val="28"/>
-          <w:szCs w:val="28"/>
-          <w:rtl w:val="0"/>
-        </w:rPr>
-        <w:t xml:space="preserve">newfstatat(3, "", {st_mode=S_IFREG|0644, st_size=24583, ...}, AT_EMPTY_PATH) = 0</w:t>
-      </w:r>
-    </w:p>
-    <w:p>
-      <w:pPr>
-        <w:spacing w:before="8" w:line="360" w:lineRule="auto"/>
-        <w:ind w:left="283.46456692913375" w:firstLine="0"/>
-        <w:rPr>
-          <w:rFonts w:ascii="Times New Roman" w:cs="Times New Roman" w:eastAsia="Times New Roman" w:hAnsi="Times New Roman"/>
-          <w:sz w:val="28"/>
-          <w:szCs w:val="28"/>
-        </w:rPr>
-      </w:pPr>
-      <w:r>
-        <w:rPr>
-          <w:rFonts w:ascii="Times New Roman" w:cs="Times New Roman" w:eastAsia="Times New Roman" w:hAnsi="Times New Roman"/>
-          <w:sz w:val="28"/>
-          <w:szCs w:val="28"/>
-          <w:rtl w:val="0"/>
-        </w:rPr>
-        <w:t xml:space="preserve">mmap(NULL, 24583, PROT_READ, MAP_PRIVATE, 3, 0) = 0x7f10ac212000</w:t>
-      </w:r>
-    </w:p>
-    <w:p>
-      <w:pPr>
-        <w:spacing w:before="8" w:line="360" w:lineRule="auto"/>
-        <w:ind w:left="283.46456692913375" w:firstLine="0"/>
-        <w:rPr>
-          <w:rFonts w:ascii="Times New Roman" w:cs="Times New Roman" w:eastAsia="Times New Roman" w:hAnsi="Times New Roman"/>
-          <w:sz w:val="28"/>
-          <w:szCs w:val="28"/>
-        </w:rPr>
-      </w:pPr>
-      <w:r>
-        <w:rPr>
-          <w:rFonts w:ascii="Times New Roman" w:cs="Times New Roman" w:eastAsia="Times New Roman" w:hAnsi="Times New Roman"/>
-          <w:sz w:val="28"/>
-          <w:szCs w:val="28"/>
-          <w:rtl w:val="0"/>
-        </w:rPr>
-        <w:t xml:space="preserve">close(3)                                = 0</w:t>
-      </w:r>
-    </w:p>
-    <w:p>
-      <w:pPr>
-        <w:spacing w:before="8" w:line="360" w:lineRule="auto"/>
-        <w:ind w:left="283.46456692913375" w:firstLine="0"/>
-        <w:rPr>
-          <w:rFonts w:ascii="Times New Roman" w:cs="Times New Roman" w:eastAsia="Times New Roman" w:hAnsi="Times New Roman"/>
-          <w:sz w:val="28"/>
-          <w:szCs w:val="28"/>
-        </w:rPr>
-      </w:pPr>
-      <w:r>
-        <w:rPr>
-          <w:rFonts w:ascii="Times New Roman" w:cs="Times New Roman" w:eastAsia="Times New Roman" w:hAnsi="Times New Roman"/>
-          <w:sz w:val="28"/>
-          <w:szCs w:val="28"/>
-          <w:rtl w:val="0"/>
-        </w:rPr>
-        <w:t xml:space="preserve">openat(AT_FDCWD, "/lib/x86_64-linux-gnu/libc.so.6", O_RDONLY|O_CLOEXEC) = 3</w:t>
-      </w:r>
-    </w:p>
-    <w:p>
-      <w:pPr>
-        <w:spacing w:before="8" w:line="360" w:lineRule="auto"/>
-        <w:ind w:left="283.46456692913375" w:firstLine="0"/>
-        <w:rPr>
-          <w:rFonts w:ascii="Times New Roman" w:cs="Times New Roman" w:eastAsia="Times New Roman" w:hAnsi="Times New Roman"/>
-          <w:sz w:val="28"/>
-          <w:szCs w:val="28"/>
-        </w:rPr>
-      </w:pPr>
-      <w:r>
-        <w:rPr>
-          <w:rFonts w:ascii="Times New Roman" w:cs="Times New Roman" w:eastAsia="Times New Roman" w:hAnsi="Times New Roman"/>
-          <w:sz w:val="28"/>
-          <w:szCs w:val="28"/>
-          <w:rtl w:val="0"/>
-        </w:rPr>
-        <w:t xml:space="preserve">read(3, "\177ELF\2\1\1\3\0\0\0\0\0\0\0\0\3\0&gt;\0\1\0\0\0P\237\2\0\0\0\0\0"..., 832) = 832</w:t>
-      </w:r>
-    </w:p>
-    <w:p>
-      <w:pPr>
-        <w:spacing w:before="8" w:line="360" w:lineRule="auto"/>
-        <w:ind w:left="283.46456692913375" w:firstLine="0"/>
-        <w:rPr>
-          <w:rFonts w:ascii="Times New Roman" w:cs="Times New Roman" w:eastAsia="Times New Roman" w:hAnsi="Times New Roman"/>
-          <w:sz w:val="28"/>
-          <w:szCs w:val="28"/>
-        </w:rPr>
-      </w:pPr>
-      <w:r>
-        <w:rPr>
-          <w:rFonts w:ascii="Times New Roman" w:cs="Times New Roman" w:eastAsia="Times New Roman" w:hAnsi="Times New Roman"/>
-          <w:sz w:val="28"/>
-          <w:szCs w:val="28"/>
-          <w:rtl w:val="0"/>
-        </w:rPr>
-        <w:t xml:space="preserve">pread64(3, "\6\0\0\0\4\0\0\0@\0\0\0\0\0\0\0@\0\0\0\0\0\0\0@\0\0\0\0\0\0\0"..., 784, 64) = 784</w:t>
-      </w:r>
-    </w:p>
-    <w:p>
-      <w:pPr>
-        <w:spacing w:before="8" w:line="360" w:lineRule="auto"/>
-        <w:ind w:left="283.46456692913375" w:firstLine="0"/>
-        <w:rPr>
-          <w:rFonts w:ascii="Times New Roman" w:cs="Times New Roman" w:eastAsia="Times New Roman" w:hAnsi="Times New Roman"/>
-          <w:sz w:val="28"/>
-          <w:szCs w:val="28"/>
-        </w:rPr>
-      </w:pPr>
-      <w:r>
-        <w:rPr>
-          <w:rFonts w:ascii="Times New Roman" w:cs="Times New Roman" w:eastAsia="Times New Roman" w:hAnsi="Times New Roman"/>
-          <w:sz w:val="28"/>
-          <w:szCs w:val="28"/>
-          <w:rtl w:val="0"/>
-        </w:rPr>
-        <w:t xml:space="preserve">pread64(3, "\4\0\0\0 \0\0\0\5\0\0\0GNU\0\2\0\0\300\4\0\0\0\3\0\0\0\0\0\0\0"..., 48, 848) = 48</w:t>
-      </w:r>
-    </w:p>
-    <w:p>
-      <w:pPr>
-        <w:spacing w:before="8" w:line="360" w:lineRule="auto"/>
-        <w:ind w:left="283.46456692913375" w:firstLine="0"/>
-        <w:rPr>
-          <w:rFonts w:ascii="Times New Roman" w:cs="Times New Roman" w:eastAsia="Times New Roman" w:hAnsi="Times New Roman"/>
-          <w:sz w:val="28"/>
-          <w:szCs w:val="28"/>
-        </w:rPr>
-      </w:pPr>
-      <w:r>
-        <w:rPr>
-          <w:rFonts w:ascii="Times New Roman" w:cs="Times New Roman" w:eastAsia="Times New Roman" w:hAnsi="Times New Roman"/>
-          <w:sz w:val="28"/>
-          <w:szCs w:val="28"/>
-          <w:rtl w:val="0"/>
-        </w:rPr>
-        <w:t xml:space="preserve">pread64(3, "\4\0\0\0\24\0\0\0\3\0\0\0GNU\0I\17\357\204\3$\f\221\2039x\324\224\323\236S"..., 68, 896) = 68</w:t>
-      </w:r>
-    </w:p>
-    <w:p>
-      <w:pPr>
-        <w:spacing w:before="8" w:line="360" w:lineRule="auto"/>
-        <w:ind w:left="283.46456692913375" w:firstLine="0"/>
-        <w:rPr>
-          <w:rFonts w:ascii="Times New Roman" w:cs="Times New Roman" w:eastAsia="Times New Roman" w:hAnsi="Times New Roman"/>
-          <w:sz w:val="28"/>
-          <w:szCs w:val="28"/>
-        </w:rPr>
-      </w:pPr>
-      <w:r>
-        <w:rPr>
-          <w:rFonts w:ascii="Times New Roman" w:cs="Times New Roman" w:eastAsia="Times New Roman" w:hAnsi="Times New Roman"/>
-          <w:sz w:val="28"/>
-          <w:szCs w:val="28"/>
-          <w:rtl w:val="0"/>
-        </w:rPr>
-        <w:t xml:space="preserve">newfstatat(3, "", {st_mode=S_IFREG|0755, st_size=2220400, ...}, AT_EMPTY_PATH) = 0</w:t>
-      </w:r>
-    </w:p>
-    <w:p>
-      <w:pPr>
-        <w:spacing w:before="8" w:line="360" w:lineRule="auto"/>
-        <w:ind w:left="283.46456692913375" w:firstLine="0"/>
-        <w:rPr>
-          <w:rFonts w:ascii="Times New Roman" w:cs="Times New Roman" w:eastAsia="Times New Roman" w:hAnsi="Times New Roman"/>
-          <w:sz w:val="28"/>
-          <w:szCs w:val="28"/>
-        </w:rPr>
-      </w:pPr>
-      <w:r>
-        <w:rPr>
-          <w:rFonts w:ascii="Times New Roman" w:cs="Times New Roman" w:eastAsia="Times New Roman" w:hAnsi="Times New Roman"/>
-          <w:sz w:val="28"/>
-          <w:szCs w:val="28"/>
-          <w:rtl w:val="0"/>
-        </w:rPr>
-        <w:t xml:space="preserve">pread64(3, "\6\0\0\0\4\0\0\0@\0\0\0\0\0\0\0@\0\0\0\0\0\0\0@\0\0\0\0\0\0\0"..., 784, 64) = 784</w:t>
-      </w:r>
-    </w:p>
-    <w:p>
-      <w:pPr>
-        <w:spacing w:before="8" w:line="360" w:lineRule="auto"/>
-        <w:ind w:left="283.46456692913375" w:firstLine="0"/>
-        <w:rPr>
-          <w:rFonts w:ascii="Times New Roman" w:cs="Times New Roman" w:eastAsia="Times New Roman" w:hAnsi="Times New Roman"/>
-          <w:sz w:val="28"/>
-          <w:szCs w:val="28"/>
-        </w:rPr>
-      </w:pPr>
-      <w:r>
-        <w:rPr>
-          <w:rFonts w:ascii="Times New Roman" w:cs="Times New Roman" w:eastAsia="Times New Roman" w:hAnsi="Times New Roman"/>
-          <w:sz w:val="28"/>
-          <w:szCs w:val="28"/>
-          <w:rtl w:val="0"/>
-        </w:rPr>
-        <w:t xml:space="preserve">mmap(NULL, 2264656, PROT_READ, MAP_PRIVATE|MAP_DENYWRITE, 3, 0) = 0x7f10abfe9000</w:t>
-      </w:r>
-    </w:p>
-    <w:p>
-      <w:pPr>
-        <w:spacing w:before="8" w:line="360" w:lineRule="auto"/>
-        <w:ind w:left="283.46456692913375" w:firstLine="0"/>
-        <w:rPr>
-          <w:rFonts w:ascii="Times New Roman" w:cs="Times New Roman" w:eastAsia="Times New Roman" w:hAnsi="Times New Roman"/>
-          <w:sz w:val="28"/>
-          <w:szCs w:val="28"/>
-        </w:rPr>
-      </w:pPr>
-      <w:r>
-        <w:rPr>
-          <w:rFonts w:ascii="Times New Roman" w:cs="Times New Roman" w:eastAsia="Times New Roman" w:hAnsi="Times New Roman"/>
-          <w:sz w:val="28"/>
-          <w:szCs w:val="28"/>
-          <w:rtl w:val="0"/>
-        </w:rPr>
-        <w:t xml:space="preserve">mprotect(0x7f10ac011000, 2023424, PROT_NONE) = 0</w:t>
-      </w:r>
-    </w:p>
-    <w:p>
-      <w:pPr>
-        <w:spacing w:before="8" w:line="360" w:lineRule="auto"/>
-        <w:ind w:left="283.46456692913375" w:firstLine="0"/>
-        <w:rPr>
-          <w:rFonts w:ascii="Times New Roman" w:cs="Times New Roman" w:eastAsia="Times New Roman" w:hAnsi="Times New Roman"/>
-          <w:sz w:val="28"/>
-          <w:szCs w:val="28"/>
-        </w:rPr>
-      </w:pPr>
-      <w:r>
-        <w:rPr>
-          <w:rFonts w:ascii="Times New Roman" w:cs="Times New Roman" w:eastAsia="Times New Roman" w:hAnsi="Times New Roman"/>
-          <w:sz w:val="28"/>
-          <w:szCs w:val="28"/>
-          <w:rtl w:val="0"/>
-        </w:rPr>
-        <w:t xml:space="preserve">mmap(0x7f10ac011000, 1658880, PROT_READ|PROT_EXEC, MAP_PRIVATE|MAP_FIXED|MAP_DENYWRITE, 3, 0x28000) = 0x7f10ac011000</w:t>
-      </w:r>
-    </w:p>
-    <w:p>
-      <w:pPr>
-        <w:spacing w:before="8" w:line="360" w:lineRule="auto"/>
-        <w:ind w:left="283.46456692913375" w:firstLine="0"/>
-        <w:rPr>
-          <w:rFonts w:ascii="Times New Roman" w:cs="Times New Roman" w:eastAsia="Times New Roman" w:hAnsi="Times New Roman"/>
-          <w:sz w:val="28"/>
-          <w:szCs w:val="28"/>
-        </w:rPr>
-      </w:pPr>
-      <w:r>
-        <w:rPr>
-          <w:rFonts w:ascii="Times New Roman" w:cs="Times New Roman" w:eastAsia="Times New Roman" w:hAnsi="Times New Roman"/>
-          <w:sz w:val="28"/>
-          <w:szCs w:val="28"/>
-          <w:rtl w:val="0"/>
-        </w:rPr>
-        <w:t xml:space="preserve">mmap(0x7f10ac1a6000, 360448, PROT_READ, MAP_PRIVATE|MAP_FIXED|MAP_DENYWRITE, 3, 0x1bd000) = 0x7f10ac1a6000</w:t>
-      </w:r>
-    </w:p>
-    <w:p>
-      <w:pPr>
-        <w:spacing w:before="8" w:line="360" w:lineRule="auto"/>
-        <w:ind w:left="283.46456692913375" w:firstLine="0"/>
-        <w:rPr>
-          <w:rFonts w:ascii="Times New Roman" w:cs="Times New Roman" w:eastAsia="Times New Roman" w:hAnsi="Times New Roman"/>
-          <w:sz w:val="28"/>
-          <w:szCs w:val="28"/>
-        </w:rPr>
-      </w:pPr>
-      <w:r>
-        <w:rPr>
-          <w:rFonts w:ascii="Times New Roman" w:cs="Times New Roman" w:eastAsia="Times New Roman" w:hAnsi="Times New Roman"/>
-          <w:sz w:val="28"/>
-          <w:szCs w:val="28"/>
-          <w:rtl w:val="0"/>
-        </w:rPr>
-        <w:t xml:space="preserve">mmap(0x7f10ac1ff000, 24576, PROT_READ|PROT_WRITE, MAP_PRIVATE|MAP_FIXED|MAP_DENYWRITE, 3, 0x215000) = 0x7f10ac1ff000</w:t>
-      </w:r>
-    </w:p>
-    <w:p>
-      <w:pPr>
-        <w:spacing w:before="8" w:line="360" w:lineRule="auto"/>
-        <w:ind w:left="283.46456692913375" w:firstLine="0"/>
-        <w:rPr>
-          <w:rFonts w:ascii="Times New Roman" w:cs="Times New Roman" w:eastAsia="Times New Roman" w:hAnsi="Times New Roman"/>
-          <w:sz w:val="28"/>
-          <w:szCs w:val="28"/>
-        </w:rPr>
-      </w:pPr>
-      <w:r>
-        <w:rPr>
-          <w:rFonts w:ascii="Times New Roman" w:cs="Times New Roman" w:eastAsia="Times New Roman" w:hAnsi="Times New Roman"/>
-          <w:sz w:val="28"/>
-          <w:szCs w:val="28"/>
-          <w:rtl w:val="0"/>
-        </w:rPr>
-        <w:t xml:space="preserve">mmap(0x7f10ac205000, 52816, PROT_READ|PROT_WRITE, MAP_PRIVATE|MAP_FIXED|MAP_ANONYMOUS, -1, 0) = 0x7f10ac205000</w:t>
-      </w:r>
-    </w:p>
-    <w:p>
-      <w:pPr>
-        <w:spacing w:before="8" w:line="360" w:lineRule="auto"/>
-        <w:ind w:left="283.46456692913375" w:firstLine="0"/>
-        <w:rPr>
-          <w:rFonts w:ascii="Times New Roman" w:cs="Times New Roman" w:eastAsia="Times New Roman" w:hAnsi="Times New Roman"/>
-          <w:sz w:val="28"/>
-          <w:szCs w:val="28"/>
-        </w:rPr>
-      </w:pPr>
-      <w:r>
-        <w:rPr>
-          <w:rFonts w:ascii="Times New Roman" w:cs="Times New Roman" w:eastAsia="Times New Roman" w:hAnsi="Times New Roman"/>
-          <w:sz w:val="28"/>
-          <w:szCs w:val="28"/>
-          <w:rtl w:val="0"/>
-        </w:rPr>
-        <w:t xml:space="preserve">close(3)                                = 0</w:t>
-      </w:r>
-    </w:p>
-    <w:p>
-      <w:pPr>
-        <w:spacing w:before="8" w:line="360" w:lineRule="auto"/>
-        <w:ind w:left="283.46456692913375" w:firstLine="0"/>
-        <w:rPr>
-          <w:rFonts w:ascii="Times New Roman" w:cs="Times New Roman" w:eastAsia="Times New Roman" w:hAnsi="Times New Roman"/>
-          <w:sz w:val="28"/>
-          <w:szCs w:val="28"/>
-        </w:rPr>
-      </w:pPr>
-      <w:r>
-        <w:rPr>
-          <w:rFonts w:ascii="Times New Roman" w:cs="Times New Roman" w:eastAsia="Times New Roman" w:hAnsi="Times New Roman"/>
-          <w:sz w:val="28"/>
-          <w:szCs w:val="28"/>
-          <w:rtl w:val="0"/>
-        </w:rPr>
-        <w:t xml:space="preserve">mmap(NULL, 12288, PROT_READ|PROT_WRITE, MAP_PRIVATE|MAP_ANONYMOUS, -1, 0) = 0x7f10abfe6000</w:t>
-      </w:r>
-    </w:p>
-    <w:p>
-      <w:pPr>
-        <w:spacing w:before="8" w:line="360" w:lineRule="auto"/>
-        <w:ind w:left="283.46456692913375" w:firstLine="0"/>
-        <w:rPr>
-          <w:rFonts w:ascii="Times New Roman" w:cs="Times New Roman" w:eastAsia="Times New Roman" w:hAnsi="Times New Roman"/>
-          <w:sz w:val="28"/>
-          <w:szCs w:val="28"/>
-        </w:rPr>
-      </w:pPr>
-      <w:r>
-        <w:rPr>
-          <w:rFonts w:ascii="Times New Roman" w:cs="Times New Roman" w:eastAsia="Times New Roman" w:hAnsi="Times New Roman"/>
-          <w:sz w:val="28"/>
-          <w:szCs w:val="28"/>
-          <w:rtl w:val="0"/>
-        </w:rPr>
-        <w:t xml:space="preserve">arch_prctl(ARCH_SET_FS, 0x7f10abfe6740) = 0</w:t>
-      </w:r>
-    </w:p>
-    <w:p>
-      <w:pPr>
-        <w:spacing w:before="8" w:line="360" w:lineRule="auto"/>
-        <w:ind w:left="283.46456692913375" w:firstLine="0"/>
-        <w:rPr>
-          <w:rFonts w:ascii="Times New Roman" w:cs="Times New Roman" w:eastAsia="Times New Roman" w:hAnsi="Times New Roman"/>
-          <w:sz w:val="28"/>
-          <w:szCs w:val="28"/>
-        </w:rPr>
-      </w:pPr>
-      <w:r>
-        <w:rPr>
-          <w:rFonts w:ascii="Times New Roman" w:cs="Times New Roman" w:eastAsia="Times New Roman" w:hAnsi="Times New Roman"/>
-          <w:sz w:val="28"/>
-          <w:szCs w:val="28"/>
-          <w:rtl w:val="0"/>
-        </w:rPr>
-        <w:t xml:space="preserve">set_tid_address(0x7f10abfe6a10)         = 8032</w:t>
-      </w:r>
-    </w:p>
-    <w:p>
-      <w:pPr>
-        <w:spacing w:before="8" w:line="360" w:lineRule="auto"/>
-        <w:ind w:left="283.46456692913375" w:firstLine="0"/>
-        <w:rPr>
-          <w:rFonts w:ascii="Times New Roman" w:cs="Times New Roman" w:eastAsia="Times New Roman" w:hAnsi="Times New Roman"/>
-          <w:sz w:val="28"/>
-          <w:szCs w:val="28"/>
-        </w:rPr>
-      </w:pPr>
-      <w:r>
-        <w:rPr>
-          <w:rFonts w:ascii="Times New Roman" w:cs="Times New Roman" w:eastAsia="Times New Roman" w:hAnsi="Times New Roman"/>
-          <w:sz w:val="28"/>
-          <w:szCs w:val="28"/>
-          <w:rtl w:val="0"/>
-        </w:rPr>
-        <w:t xml:space="preserve">set_robust_list(0x7f10abfe6a20, 24)     = 0</w:t>
-      </w:r>
-    </w:p>
-    <w:p>
-      <w:pPr>
-        <w:spacing w:before="8" w:line="360" w:lineRule="auto"/>
-        <w:ind w:left="283.46456692913375" w:firstLine="0"/>
-        <w:rPr>
-          <w:rFonts w:ascii="Times New Roman" w:cs="Times New Roman" w:eastAsia="Times New Roman" w:hAnsi="Times New Roman"/>
-          <w:sz w:val="28"/>
-          <w:szCs w:val="28"/>
-        </w:rPr>
-      </w:pPr>
-      <w:r>
-        <w:rPr>
-          <w:rFonts w:ascii="Times New Roman" w:cs="Times New Roman" w:eastAsia="Times New Roman" w:hAnsi="Times New Roman"/>
-          <w:sz w:val="28"/>
-          <w:szCs w:val="28"/>
-          <w:rtl w:val="0"/>
-        </w:rPr>
-        <w:t xml:space="preserve">rseq(0x7f10abfe70e0, 0x20, 0, 0x53053053) = 0</w:t>
-      </w:r>
-    </w:p>
-    <w:p>
-      <w:pPr>
-        <w:spacing w:before="8" w:line="360" w:lineRule="auto"/>
-        <w:ind w:left="283.46456692913375" w:firstLine="0"/>
-        <w:rPr>
-          <w:rFonts w:ascii="Times New Roman" w:cs="Times New Roman" w:eastAsia="Times New Roman" w:hAnsi="Times New Roman"/>
-          <w:sz w:val="28"/>
-          <w:szCs w:val="28"/>
-        </w:rPr>
-      </w:pPr>
-      <w:r>
-        <w:rPr>
-          <w:rFonts w:ascii="Times New Roman" w:cs="Times New Roman" w:eastAsia="Times New Roman" w:hAnsi="Times New Roman"/>
-          <w:sz w:val="28"/>
-          <w:szCs w:val="28"/>
-          <w:rtl w:val="0"/>
-        </w:rPr>
-        <w:t xml:space="preserve">mprotect(0x7f10ac1ff000, 16384, PROT_READ) = 0</w:t>
-      </w:r>
-    </w:p>
-    <w:p>
-      <w:pPr>
-        <w:spacing w:before="8" w:line="360" w:lineRule="auto"/>
-        <w:ind w:left="283.46456692913375" w:firstLine="0"/>
-        <w:rPr>
-          <w:rFonts w:ascii="Times New Roman" w:cs="Times New Roman" w:eastAsia="Times New Roman" w:hAnsi="Times New Roman"/>
-          <w:sz w:val="28"/>
-          <w:szCs w:val="28"/>
-        </w:rPr>
-      </w:pPr>
-      <w:r>
-        <w:rPr>
-          <w:rFonts w:ascii="Times New Roman" w:cs="Times New Roman" w:eastAsia="Times New Roman" w:hAnsi="Times New Roman"/>
-          <w:sz w:val="28"/>
-          <w:szCs w:val="28"/>
-          <w:rtl w:val="0"/>
-        </w:rPr>
-        <w:t xml:space="preserve">mprotect(0x559e63501000, 4096, PROT_READ) = 0</w:t>
-      </w:r>
-    </w:p>
-    <w:p>
-      <w:pPr>
-        <w:spacing w:before="8" w:line="360" w:lineRule="auto"/>
-        <w:ind w:left="283.46456692913375" w:firstLine="0"/>
-        <w:rPr>
-          <w:rFonts w:ascii="Times New Roman" w:cs="Times New Roman" w:eastAsia="Times New Roman" w:hAnsi="Times New Roman"/>
-          <w:sz w:val="28"/>
-          <w:szCs w:val="28"/>
-        </w:rPr>
-      </w:pPr>
-      <w:r>
-        <w:rPr>
-          <w:rFonts w:ascii="Times New Roman" w:cs="Times New Roman" w:eastAsia="Times New Roman" w:hAnsi="Times New Roman"/>
-          <w:sz w:val="28"/>
-          <w:szCs w:val="28"/>
-          <w:rtl w:val="0"/>
-        </w:rPr>
-        <w:t xml:space="preserve">mprotect(0x7f10ac253000, 8192, PROT_READ) = 0</w:t>
-      </w:r>
-    </w:p>
-    <w:p>
-      <w:pPr>
-        <w:spacing w:before="8" w:line="360" w:lineRule="auto"/>
-        <w:ind w:left="283.46456692913375" w:firstLine="0"/>
-        <w:rPr>
-          <w:rFonts w:ascii="Times New Roman" w:cs="Times New Roman" w:eastAsia="Times New Roman" w:hAnsi="Times New Roman"/>
-          <w:sz w:val="28"/>
-          <w:szCs w:val="28"/>
-        </w:rPr>
-      </w:pPr>
-      <w:r>
-        <w:rPr>
-          <w:rFonts w:ascii="Times New Roman" w:cs="Times New Roman" w:eastAsia="Times New Roman" w:hAnsi="Times New Roman"/>
-          <w:sz w:val="28"/>
-          <w:szCs w:val="28"/>
-          <w:rtl w:val="0"/>
-        </w:rPr>
-        <w:t xml:space="preserve">prlimit64(0, RLIMIT_STACK, NULL, {rlim_cur=8192*1024, rlim_max=RLIM64_INFINITY}) = 0</w:t>
-      </w:r>
-    </w:p>
-    <w:p>
-      <w:pPr>
-        <w:spacing w:before="8" w:line="360" w:lineRule="auto"/>
-        <w:ind w:left="283.46456692913375" w:firstLine="0"/>
-        <w:rPr>
-          <w:rFonts w:ascii="Times New Roman" w:cs="Times New Roman" w:eastAsia="Times New Roman" w:hAnsi="Times New Roman"/>
-          <w:sz w:val="28"/>
-          <w:szCs w:val="28"/>
-        </w:rPr>
-      </w:pPr>
-      <w:r>
-        <w:rPr>
-          <w:rFonts w:ascii="Times New Roman" w:cs="Times New Roman" w:eastAsia="Times New Roman" w:hAnsi="Times New Roman"/>
           <w:sz w:val="28"/>
           <w:szCs w:val="28"/>
           <w:rtl w:val="0"/>
